--- a/lessons/2-4/downloads/reveal/teacher/2.4-homework-packet.docx
+++ b/lessons/2-4/downloads/reveal/teacher/2.4-homework-packet.docx
@@ -15,10 +15,28 @@
         <w:rPr>
           <w:rFonts w:ascii="Avenir Next" w:hAnsi="Avenir Next" w:cs="Avenir Next" w:eastAsia="Avenir Next"/>
           <w:color w:val="1A1A1A"/>
+          <w:sz w:val="22"/>
+          <w:szCs w:val="20"/>
+        </w:rPr>
+        <w:t xml:space="preserve">Name</w:t>
+      </w:r>
+      <w:r>
+        <w:rPr>
+          <w:rFonts w:ascii="Avenir Next" w:hAnsi="Avenir Next" w:cs="Avenir Next" w:eastAsia="Avenir Next"/>
+          <w:color w:val="1A1A1A"/>
           <w:sz w:val="20"/>
           <w:szCs w:val="20"/>
         </w:rPr>
-        <w:t xml:space="preserve">Name</w:t>
+        <w:tab/>
+      </w:r>
+      <w:r>
+        <w:rPr>
+          <w:rFonts w:ascii="Avenir Next" w:hAnsi="Avenir Next" w:cs="Avenir Next" w:eastAsia="Avenir Next"/>
+          <w:color w:val="1A1A1A"/>
+          <w:sz w:val="22"/>
+          <w:szCs w:val="20"/>
+        </w:rPr>
+        <w:t xml:space="preserve">   Date</w:t>
       </w:r>
       <w:r>
         <w:rPr>
@@ -33,25 +51,7 @@
         <w:rPr>
           <w:rFonts w:ascii="Avenir Next" w:hAnsi="Avenir Next" w:cs="Avenir Next" w:eastAsia="Avenir Next"/>
           <w:color w:val="1A1A1A"/>
-          <w:sz w:val="20"/>
-          <w:szCs w:val="20"/>
-        </w:rPr>
-        <w:t xml:space="preserve">   Date</w:t>
-      </w:r>
-      <w:r>
-        <w:rPr>
-          <w:rFonts w:ascii="Avenir Next" w:hAnsi="Avenir Next" w:cs="Avenir Next" w:eastAsia="Avenir Next"/>
-          <w:color w:val="1A1A1A"/>
-          <w:sz w:val="20"/>
-          <w:szCs w:val="20"/>
-        </w:rPr>
-        <w:tab/>
-      </w:r>
-      <w:r>
-        <w:rPr>
-          <w:rFonts w:ascii="Avenir Next" w:hAnsi="Avenir Next" w:cs="Avenir Next" w:eastAsia="Avenir Next"/>
-          <w:color w:val="1A1A1A"/>
-          <w:sz w:val="20"/>
+          <w:sz w:val="22"/>
           <w:szCs w:val="20"/>
         </w:rPr>
         <w:t xml:space="preserve">   Period</w:t>
@@ -78,7 +78,7 @@
           <w:caps/>
           <w:color w:val="003A70"/>
           <w:spacing w:val="12"/>
-          <w:sz w:val="19"/>
+          <w:sz w:val="22"/>
           <w:szCs w:val="19"/>
         </w:rPr>
         <w:t xml:space="preserve">Lesson 2-4  ·  Homework Packet  ·  Sheet 1 of 2</w:t>
@@ -86,6 +86,7 @@
     </w:p>
     <w:p>
       <w:pPr>
+        <w:pStyle w:val="Heading1"/>
         <w:keepNext/>
         <w:spacing w:before="0" w:after="0" w:line="240" w:lineRule="auto"/>
       </w:pPr>
@@ -111,7 +112,7 @@
         <w:rPr>
           <w:rFonts w:ascii="Avenir Next" w:hAnsi="Avenir Next" w:cs="Avenir Next" w:eastAsia="Avenir Next"/>
           <w:color w:val="5A5F66"/>
-          <w:sz w:val="17"/>
+          <w:sz w:val="22"/>
           <w:szCs w:val="17"/>
         </w:rPr>
         <w:t xml:space="preserve">Maryland Standard 6.SP.B.4   ·   Learning target — I can find the five-number summary of a data set and use it to build a box plot.</w:t>
@@ -158,6 +159,7 @@
           </w:tcPr>
           <w:p>
             <w:pPr>
+              <w:pStyle w:val="Heading2"/>
               <w:spacing w:before="0" w:after="0" w:line="240" w:lineRule="auto"/>
             </w:pPr>
             <w:r>
@@ -185,35 +187,35 @@
                 <w:rFonts w:ascii="Avenir Next" w:hAnsi="Avenir Next" w:cs="Avenir Next" w:eastAsia="Avenir Next"/>
                 <w:b/>
                 <w:color w:val="003A70"/>
+                <w:sz w:val="22"/>
+                <w:szCs w:val="18"/>
+              </w:rPr>
+              <w:t xml:space="preserve">•</w:t>
+            </w:r>
+            <w:r>
+              <w:rPr>
+                <w:rFonts w:ascii="Avenir Next" w:hAnsi="Avenir Next" w:cs="Avenir Next" w:eastAsia="Avenir Next"/>
+                <w:color w:val="1A1A1A"/>
                 <w:sz w:val="18"/>
                 <w:szCs w:val="18"/>
               </w:rPr>
-              <w:t xml:space="preserve">•</w:t>
-            </w:r>
-            <w:r>
-              <w:rPr>
-                <w:rFonts w:ascii="Avenir Next" w:hAnsi="Avenir Next" w:cs="Avenir Next" w:eastAsia="Avenir Next"/>
-                <w:color w:val="1A1A1A"/>
-                <w:sz w:val="18"/>
+              <w:tab/>
+            </w:r>
+            <w:r>
+              <w:rPr>
+                <w:rFonts w:ascii="Avenir Next" w:hAnsi="Avenir Next" w:cs="Avenir Next" w:eastAsia="Avenir Next"/>
+                <w:b/>
+                <w:color w:val="1A1A1A"/>
+                <w:sz w:val="22"/>
                 <w:szCs w:val="18"/>
               </w:rPr>
-              <w:tab/>
-            </w:r>
-            <w:r>
-              <w:rPr>
-                <w:rFonts w:ascii="Avenir Next" w:hAnsi="Avenir Next" w:cs="Avenir Next" w:eastAsia="Avenir Next"/>
-                <w:b/>
-                <w:color w:val="1A1A1A"/>
-                <w:sz w:val="18"/>
-                <w:szCs w:val="18"/>
-              </w:rPr>
               <w:t xml:space="preserve">Five-number summary</w:t>
             </w:r>
             <w:r>
               <w:rPr>
                 <w:rFonts w:ascii="Avenir Next" w:hAnsi="Avenir Next" w:cs="Avenir Next" w:eastAsia="Avenir Next"/>
                 <w:color w:val="1A1A1A"/>
-                <w:sz w:val="18"/>
+                <w:sz w:val="22"/>
                 <w:szCs w:val="18"/>
               </w:rPr>
               <w:t xml:space="preserve">: minimum, Q1, median, Q3, maximum.</w:t>
@@ -232,54 +234,54 @@
                 <w:rFonts w:ascii="Avenir Next" w:hAnsi="Avenir Next" w:cs="Avenir Next" w:eastAsia="Avenir Next"/>
                 <w:b/>
                 <w:color w:val="003A70"/>
+                <w:sz w:val="22"/>
+                <w:szCs w:val="18"/>
+              </w:rPr>
+              <w:t xml:space="preserve">•</w:t>
+            </w:r>
+            <w:r>
+              <w:rPr>
+                <w:rFonts w:ascii="Avenir Next" w:hAnsi="Avenir Next" w:cs="Avenir Next" w:eastAsia="Avenir Next"/>
+                <w:color w:val="1A1A1A"/>
                 <w:sz w:val="18"/>
                 <w:szCs w:val="18"/>
               </w:rPr>
-              <w:t xml:space="preserve">•</w:t>
-            </w:r>
-            <w:r>
-              <w:rPr>
-                <w:rFonts w:ascii="Avenir Next" w:hAnsi="Avenir Next" w:cs="Avenir Next" w:eastAsia="Avenir Next"/>
-                <w:color w:val="1A1A1A"/>
-                <w:sz w:val="18"/>
+              <w:tab/>
+            </w:r>
+            <w:r>
+              <w:rPr>
+                <w:rFonts w:ascii="Avenir Next" w:hAnsi="Avenir Next" w:cs="Avenir Next" w:eastAsia="Avenir Next"/>
+                <w:b/>
+                <w:color w:val="1A1A1A"/>
+                <w:sz w:val="22"/>
                 <w:szCs w:val="18"/>
               </w:rPr>
-              <w:tab/>
-            </w:r>
-            <w:r>
-              <w:rPr>
-                <w:rFonts w:ascii="Avenir Next" w:hAnsi="Avenir Next" w:cs="Avenir Next" w:eastAsia="Avenir Next"/>
-                <w:b/>
-                <w:color w:val="1A1A1A"/>
-                <w:sz w:val="18"/>
+              <w:t xml:space="preserve">Q1</w:t>
+            </w:r>
+            <w:r>
+              <w:rPr>
+                <w:rFonts w:ascii="Avenir Next" w:hAnsi="Avenir Next" w:cs="Avenir Next" w:eastAsia="Avenir Next"/>
+                <w:color w:val="1A1A1A"/>
+                <w:sz w:val="22"/>
                 <w:szCs w:val="18"/>
               </w:rPr>
-              <w:t xml:space="preserve">Q1</w:t>
-            </w:r>
-            <w:r>
-              <w:rPr>
-                <w:rFonts w:ascii="Avenir Next" w:hAnsi="Avenir Next" w:cs="Avenir Next" w:eastAsia="Avenir Next"/>
-                <w:color w:val="1A1A1A"/>
-                <w:sz w:val="18"/>
+              <w:t xml:space="preserve"> is the median of the lower half; </w:t>
+            </w:r>
+            <w:r>
+              <w:rPr>
+                <w:rFonts w:ascii="Avenir Next" w:hAnsi="Avenir Next" w:cs="Avenir Next" w:eastAsia="Avenir Next"/>
+                <w:b/>
+                <w:color w:val="1A1A1A"/>
+                <w:sz w:val="22"/>
                 <w:szCs w:val="18"/>
               </w:rPr>
-              <w:t xml:space="preserve"> is the median of the lower half; </w:t>
-            </w:r>
-            <w:r>
-              <w:rPr>
-                <w:rFonts w:ascii="Avenir Next" w:hAnsi="Avenir Next" w:cs="Avenir Next" w:eastAsia="Avenir Next"/>
-                <w:b/>
-                <w:color w:val="1A1A1A"/>
-                <w:sz w:val="18"/>
-                <w:szCs w:val="18"/>
-              </w:rPr>
               <w:t xml:space="preserve">Q3</w:t>
             </w:r>
             <w:r>
               <w:rPr>
                 <w:rFonts w:ascii="Avenir Next" w:hAnsi="Avenir Next" w:cs="Avenir Next" w:eastAsia="Avenir Next"/>
                 <w:color w:val="1A1A1A"/>
-                <w:sz w:val="18"/>
+                <w:sz w:val="22"/>
                 <w:szCs w:val="18"/>
               </w:rPr>
               <w:t xml:space="preserve"> of the upper half. Odd count: leave the median out.</w:t>
@@ -298,63 +300,63 @@
                 <w:rFonts w:ascii="Avenir Next" w:hAnsi="Avenir Next" w:cs="Avenir Next" w:eastAsia="Avenir Next"/>
                 <w:b/>
                 <w:color w:val="003A70"/>
+                <w:sz w:val="22"/>
+                <w:szCs w:val="18"/>
+              </w:rPr>
+              <w:t xml:space="preserve">•</w:t>
+            </w:r>
+            <w:r>
+              <w:rPr>
+                <w:rFonts w:ascii="Avenir Next" w:hAnsi="Avenir Next" w:cs="Avenir Next" w:eastAsia="Avenir Next"/>
+                <w:color w:val="1A1A1A"/>
                 <w:sz w:val="18"/>
                 <w:szCs w:val="18"/>
               </w:rPr>
-              <w:t xml:space="preserve">•</w:t>
-            </w:r>
-            <w:r>
-              <w:rPr>
-                <w:rFonts w:ascii="Avenir Next" w:hAnsi="Avenir Next" w:cs="Avenir Next" w:eastAsia="Avenir Next"/>
-                <w:color w:val="1A1A1A"/>
-                <w:sz w:val="18"/>
+              <w:tab/>
+            </w:r>
+            <w:r>
+              <w:rPr>
+                <w:rFonts w:ascii="Avenir Next" w:hAnsi="Avenir Next" w:cs="Avenir Next" w:eastAsia="Avenir Next"/>
+                <w:color w:val="1A1A1A"/>
+                <w:sz w:val="22"/>
                 <w:szCs w:val="18"/>
               </w:rPr>
-              <w:tab/>
-            </w:r>
-            <w:r>
-              <w:rPr>
-                <w:rFonts w:ascii="Avenir Next" w:hAnsi="Avenir Next" w:cs="Avenir Next" w:eastAsia="Avenir Next"/>
-                <w:color w:val="1A1A1A"/>
-                <w:sz w:val="18"/>
+              <w:t xml:space="preserve">The </w:t>
+            </w:r>
+            <w:r>
+              <w:rPr>
+                <w:rFonts w:ascii="Avenir Next" w:hAnsi="Avenir Next" w:cs="Avenir Next" w:eastAsia="Avenir Next"/>
+                <w:b/>
+                <w:color w:val="1A1A1A"/>
+                <w:sz w:val="22"/>
                 <w:szCs w:val="18"/>
               </w:rPr>
-              <w:t xml:space="preserve">The </w:t>
-            </w:r>
-            <w:r>
-              <w:rPr>
-                <w:rFonts w:ascii="Avenir Next" w:hAnsi="Avenir Next" w:cs="Avenir Next" w:eastAsia="Avenir Next"/>
-                <w:b/>
-                <w:color w:val="1A1A1A"/>
-                <w:sz w:val="18"/>
+              <w:t xml:space="preserve">box</w:t>
+            </w:r>
+            <w:r>
+              <w:rPr>
+                <w:rFonts w:ascii="Avenir Next" w:hAnsi="Avenir Next" w:cs="Avenir Next" w:eastAsia="Avenir Next"/>
+                <w:color w:val="1A1A1A"/>
+                <w:sz w:val="22"/>
                 <w:szCs w:val="18"/>
               </w:rPr>
-              <w:t xml:space="preserve">box</w:t>
-            </w:r>
-            <w:r>
-              <w:rPr>
-                <w:rFonts w:ascii="Avenir Next" w:hAnsi="Avenir Next" w:cs="Avenir Next" w:eastAsia="Avenir Next"/>
-                <w:color w:val="1A1A1A"/>
-                <w:sz w:val="18"/>
+              <w:t xml:space="preserve"> goes from Q1 to Q3, with a line at the median. </w:t>
+            </w:r>
+            <w:r>
+              <w:rPr>
+                <w:rFonts w:ascii="Avenir Next" w:hAnsi="Avenir Next" w:cs="Avenir Next" w:eastAsia="Avenir Next"/>
+                <w:b/>
+                <w:color w:val="1A1A1A"/>
+                <w:sz w:val="22"/>
                 <w:szCs w:val="18"/>
               </w:rPr>
-              <w:t xml:space="preserve"> goes from Q1 to Q3, with a line at the median. </w:t>
-            </w:r>
-            <w:r>
-              <w:rPr>
-                <w:rFonts w:ascii="Avenir Next" w:hAnsi="Avenir Next" w:cs="Avenir Next" w:eastAsia="Avenir Next"/>
-                <w:b/>
-                <w:color w:val="1A1A1A"/>
-                <w:sz w:val="18"/>
-                <w:szCs w:val="18"/>
-              </w:rPr>
               <w:t xml:space="preserve">Whiskers</w:t>
             </w:r>
             <w:r>
               <w:rPr>
                 <w:rFonts w:ascii="Avenir Next" w:hAnsi="Avenir Next" w:cs="Avenir Next" w:eastAsia="Avenir Next"/>
                 <w:color w:val="1A1A1A"/>
-                <w:sz w:val="18"/>
+                <w:sz w:val="22"/>
                 <w:szCs w:val="18"/>
               </w:rPr>
               <w:t xml:space="preserve"> reach the min and max.</w:t>
@@ -369,6 +371,7 @@
           </w:tcPr>
           <w:p>
             <w:pPr>
+              <w:pStyle w:val="Heading2"/>
               <w:spacing w:before="0" w:after="0" w:line="240" w:lineRule="auto"/>
             </w:pPr>
             <w:r>
@@ -391,7 +394,7 @@
               <w:rPr>
                 <w:rFonts w:ascii="Avenir Next" w:hAnsi="Avenir Next" w:cs="Avenir Next" w:eastAsia="Avenir Next"/>
                 <w:color w:val="1A1A1A"/>
-                <w:sz w:val="17"/>
+                <w:sz w:val="22"/>
                 <w:szCs w:val="17"/>
               </w:rPr>
               <w:t xml:space="preserve">Find the five-number summary of 4, 6, 9, 10, 13, 15, 18.</w:t>
@@ -410,25 +413,25 @@
                 <w:rFonts w:ascii="Avenir Next" w:hAnsi="Avenir Next" w:cs="Avenir Next" w:eastAsia="Avenir Next"/>
                 <w:b/>
                 <w:color w:val="003A70"/>
+                <w:sz w:val="22"/>
+                <w:szCs w:val="17"/>
+              </w:rPr>
+              <w:t xml:space="preserve">Step 1</w:t>
+            </w:r>
+            <w:r>
+              <w:rPr>
+                <w:rFonts w:ascii="Avenir Next" w:hAnsi="Avenir Next" w:cs="Avenir Next" w:eastAsia="Avenir Next"/>
+                <w:color w:val="1A1A1A"/>
                 <w:sz w:val="17"/>
                 <w:szCs w:val="17"/>
               </w:rPr>
-              <w:t xml:space="preserve">Step 1</w:t>
-            </w:r>
-            <w:r>
-              <w:rPr>
-                <w:rFonts w:ascii="Avenir Next" w:hAnsi="Avenir Next" w:cs="Avenir Next" w:eastAsia="Avenir Next"/>
-                <w:color w:val="1A1A1A"/>
-                <w:sz w:val="17"/>
-                <w:szCs w:val="17"/>
-              </w:rPr>
               <w:tab/>
             </w:r>
             <w:r>
               <w:rPr>
                 <w:rFonts w:ascii="Avenir Next" w:hAnsi="Avenir Next" w:cs="Avenir Next" w:eastAsia="Avenir Next"/>
                 <w:color w:val="1A1A1A"/>
-                <w:sz w:val="17"/>
+                <w:sz w:val="22"/>
                 <w:szCs w:val="17"/>
               </w:rPr>
               <w:t xml:space="preserve">Min = 4, max = 18, median = 10</w:t>
@@ -447,25 +450,25 @@
                 <w:rFonts w:ascii="Avenir Next" w:hAnsi="Avenir Next" w:cs="Avenir Next" w:eastAsia="Avenir Next"/>
                 <w:b/>
                 <w:color w:val="003A70"/>
+                <w:sz w:val="22"/>
+                <w:szCs w:val="17"/>
+              </w:rPr>
+              <w:t xml:space="preserve">Step 2</w:t>
+            </w:r>
+            <w:r>
+              <w:rPr>
+                <w:rFonts w:ascii="Avenir Next" w:hAnsi="Avenir Next" w:cs="Avenir Next" w:eastAsia="Avenir Next"/>
+                <w:color w:val="1A1A1A"/>
                 <w:sz w:val="17"/>
                 <w:szCs w:val="17"/>
               </w:rPr>
-              <w:t xml:space="preserve">Step 2</w:t>
-            </w:r>
-            <w:r>
-              <w:rPr>
-                <w:rFonts w:ascii="Avenir Next" w:hAnsi="Avenir Next" w:cs="Avenir Next" w:eastAsia="Avenir Next"/>
-                <w:color w:val="1A1A1A"/>
-                <w:sz w:val="17"/>
-                <w:szCs w:val="17"/>
-              </w:rPr>
               <w:tab/>
             </w:r>
             <w:r>
               <w:rPr>
                 <w:rFonts w:ascii="Avenir Next" w:hAnsi="Avenir Next" w:cs="Avenir Next" w:eastAsia="Avenir Next"/>
                 <w:color w:val="1A1A1A"/>
-                <w:sz w:val="17"/>
+                <w:sz w:val="22"/>
                 <w:szCs w:val="17"/>
               </w:rPr>
               <w:t xml:space="preserve">Lower half 4, 6, 9, so Q1 = 6</w:t>
@@ -484,25 +487,25 @@
                 <w:rFonts w:ascii="Avenir Next" w:hAnsi="Avenir Next" w:cs="Avenir Next" w:eastAsia="Avenir Next"/>
                 <w:b/>
                 <w:color w:val="003A70"/>
+                <w:sz w:val="22"/>
+                <w:szCs w:val="17"/>
+              </w:rPr>
+              <w:t xml:space="preserve">Step 3</w:t>
+            </w:r>
+            <w:r>
+              <w:rPr>
+                <w:rFonts w:ascii="Avenir Next" w:hAnsi="Avenir Next" w:cs="Avenir Next" w:eastAsia="Avenir Next"/>
+                <w:color w:val="1A1A1A"/>
                 <w:sz w:val="17"/>
                 <w:szCs w:val="17"/>
               </w:rPr>
-              <w:t xml:space="preserve">Step 3</w:t>
-            </w:r>
-            <w:r>
-              <w:rPr>
-                <w:rFonts w:ascii="Avenir Next" w:hAnsi="Avenir Next" w:cs="Avenir Next" w:eastAsia="Avenir Next"/>
-                <w:color w:val="1A1A1A"/>
-                <w:sz w:val="17"/>
-                <w:szCs w:val="17"/>
-              </w:rPr>
               <w:tab/>
             </w:r>
             <w:r>
               <w:rPr>
                 <w:rFonts w:ascii="Avenir Next" w:hAnsi="Avenir Next" w:cs="Avenir Next" w:eastAsia="Avenir Next"/>
                 <w:color w:val="1A1A1A"/>
-                <w:sz w:val="17"/>
+                <w:sz w:val="22"/>
                 <w:szCs w:val="17"/>
               </w:rPr>
               <w:t xml:space="preserve">Upper half 13, 15, 18, so Q3 = 15</w:t>
@@ -521,18 +524,18 @@
                 <w:rFonts w:ascii="Avenir Next" w:hAnsi="Avenir Next" w:cs="Avenir Next" w:eastAsia="Avenir Next"/>
                 <w:b/>
                 <w:color w:val="1A1A1A"/>
+                <w:sz w:val="22"/>
+                <w:szCs w:val="17"/>
+              </w:rPr>
+              <w:t xml:space="preserve">Answer</w:t>
+            </w:r>
+            <w:r>
+              <w:rPr>
+                <w:rFonts w:ascii="Avenir Next" w:hAnsi="Avenir Next" w:cs="Avenir Next" w:eastAsia="Avenir Next"/>
+                <w:color w:val="1A1A1A"/>
                 <w:sz w:val="17"/>
                 <w:szCs w:val="17"/>
               </w:rPr>
-              <w:t xml:space="preserve">Answer</w:t>
-            </w:r>
-            <w:r>
-              <w:rPr>
-                <w:rFonts w:ascii="Avenir Next" w:hAnsi="Avenir Next" w:cs="Avenir Next" w:eastAsia="Avenir Next"/>
-                <w:color w:val="1A1A1A"/>
-                <w:sz w:val="17"/>
-                <w:szCs w:val="17"/>
-              </w:rPr>
               <w:tab/>
             </w:r>
             <w:r>
@@ -540,7 +543,7 @@
                 <w:rFonts w:ascii="Avenir Next" w:hAnsi="Avenir Next" w:cs="Avenir Next" w:eastAsia="Avenir Next"/>
                 <w:b/>
                 <w:color w:val="1A1A1A"/>
-                <w:sz w:val="17"/>
+                <w:sz w:val="22"/>
                 <w:szCs w:val="17"/>
               </w:rPr>
               <w:t xml:space="preserve">4, 6, 10, 15, 18</w:t>
@@ -551,6 +554,7 @@
     </w:tbl>
     <w:p>
       <w:pPr>
+        <w:pStyle w:val="Heading2"/>
         <w:keepNext/>
         <w:pBdr>
           <w:bottom w:val="single" w:sz="8" w:space="3" w:color="003A70"/>
@@ -566,7 +570,7 @@
           <w:b/>
           <w:color w:val="003A70"/>
           <w:spacing w:val="14"/>
-          <w:sz w:val="19"/>
+          <w:sz w:val="22"/>
           <w:szCs w:val="19"/>
         </w:rPr>
         <w:t xml:space="preserve">PRACTICE</w:t>
@@ -585,7 +589,7 @@
           <w:rFonts w:ascii="Avenir Next" w:hAnsi="Avenir Next" w:cs="Avenir Next" w:eastAsia="Avenir Next"/>
           <w:i/>
           <w:color w:val="5A5F66"/>
-          <w:sz w:val="17"/>
+          <w:sz w:val="22"/>
           <w:szCs w:val="17"/>
         </w:rPr>
         <w:t xml:space="preserve">show your work · label units</w:t>
@@ -605,35 +609,35 @@
           <w:rFonts w:ascii="Avenir Next" w:hAnsi="Avenir Next" w:cs="Avenir Next" w:eastAsia="Avenir Next"/>
           <w:b/>
           <w:color w:val="1A1A1A"/>
+          <w:sz w:val="22"/>
+          <w:szCs w:val="20"/>
+        </w:rPr>
+        <w:t xml:space="preserve">1.</w:t>
+      </w:r>
+      <w:r>
+        <w:rPr>
+          <w:rFonts w:ascii="Avenir Next" w:hAnsi="Avenir Next" w:cs="Avenir Next" w:eastAsia="Avenir Next"/>
+          <w:color w:val="1A1A1A"/>
           <w:sz w:val="20"/>
           <w:szCs w:val="20"/>
         </w:rPr>
-        <w:t xml:space="preserve">1.</w:t>
-      </w:r>
-      <w:r>
-        <w:rPr>
-          <w:rFonts w:ascii="Avenir Next" w:hAnsi="Avenir Next" w:cs="Avenir Next" w:eastAsia="Avenir Next"/>
-          <w:color w:val="1A1A1A"/>
-          <w:sz w:val="20"/>
+        <w:tab/>
+      </w:r>
+      <w:r>
+        <w:rPr>
+          <w:rFonts w:ascii="Avenir Next" w:hAnsi="Avenir Next" w:cs="Avenir Next" w:eastAsia="Avenir Next"/>
+          <w:b/>
+          <w:color w:val="1A1A1A"/>
+          <w:sz w:val="22"/>
           <w:szCs w:val="20"/>
         </w:rPr>
-        <w:tab/>
-      </w:r>
-      <w:r>
-        <w:rPr>
-          <w:rFonts w:ascii="Avenir Next" w:hAnsi="Avenir Next" w:cs="Avenir Next" w:eastAsia="Avenir Next"/>
-          <w:b/>
-          <w:color w:val="1A1A1A"/>
-          <w:sz w:val="20"/>
-          <w:szCs w:val="20"/>
-        </w:rPr>
         <w:t xml:space="preserve">Push-ups.  </w:t>
       </w:r>
       <w:r>
         <w:rPr>
           <w:rFonts w:ascii="Avenir Next" w:hAnsi="Avenir Next" w:cs="Avenir Next" w:eastAsia="Avenir Next"/>
           <w:color w:val="1A1A1A"/>
-          <w:sz w:val="20"/>
+          <w:sz w:val="22"/>
           <w:szCs w:val="20"/>
         </w:rPr>
         <w:t xml:space="preserve">Nine students did 22, 40, 10, 34, 18, 46, 25, 14, and 30 push-ups. Find the five-number summary.</w:t>
@@ -672,6 +676,7 @@
         <w:trPr>
           <w:cantSplit/>
           <w:trHeight w:val="400" w:hRule="atLeast"/>
+          <w:tblHeader/>
         </w:trPr>
         <w:tc>
           <w:tcPr>
@@ -689,7 +694,7 @@
                 <w:rFonts w:ascii="Avenir Next" w:hAnsi="Avenir Next" w:cs="Avenir Next" w:eastAsia="Avenir Next"/>
                 <w:b/>
                 <w:color w:val="1A1A1A"/>
-                <w:sz w:val="19"/>
+                <w:sz w:val="22"/>
                 <w:szCs w:val="19"/>
               </w:rPr>
               <w:t xml:space="preserve">Min</w:t>
@@ -712,7 +717,7 @@
                 <w:rFonts w:ascii="Avenir Next" w:hAnsi="Avenir Next" w:cs="Avenir Next" w:eastAsia="Avenir Next"/>
                 <w:b/>
                 <w:color w:val="1A1A1A"/>
-                <w:sz w:val="19"/>
+                <w:sz w:val="22"/>
                 <w:szCs w:val="19"/>
               </w:rPr>
               <w:t xml:space="preserve">Q1</w:t>
@@ -735,7 +740,7 @@
                 <w:rFonts w:ascii="Avenir Next" w:hAnsi="Avenir Next" w:cs="Avenir Next" w:eastAsia="Avenir Next"/>
                 <w:b/>
                 <w:color w:val="1A1A1A"/>
-                <w:sz w:val="19"/>
+                <w:sz w:val="22"/>
                 <w:szCs w:val="19"/>
               </w:rPr>
               <w:t xml:space="preserve">Median</w:t>
@@ -758,7 +763,7 @@
                 <w:rFonts w:ascii="Avenir Next" w:hAnsi="Avenir Next" w:cs="Avenir Next" w:eastAsia="Avenir Next"/>
                 <w:b/>
                 <w:color w:val="1A1A1A"/>
-                <w:sz w:val="19"/>
+                <w:sz w:val="22"/>
                 <w:szCs w:val="19"/>
               </w:rPr>
               <w:t xml:space="preserve">Q3</w:t>
@@ -781,7 +786,7 @@
                 <w:rFonts w:ascii="Avenir Next" w:hAnsi="Avenir Next" w:cs="Avenir Next" w:eastAsia="Avenir Next"/>
                 <w:b/>
                 <w:color w:val="1A1A1A"/>
-                <w:sz w:val="19"/>
+                <w:sz w:val="22"/>
                 <w:szCs w:val="19"/>
               </w:rPr>
               <w:t xml:space="preserve">Max</w:t>
@@ -870,25 +875,25 @@
           <w:rFonts w:ascii="Avenir Next" w:hAnsi="Avenir Next" w:cs="Avenir Next" w:eastAsia="Avenir Next"/>
           <w:b/>
           <w:color w:val="1A1A1A"/>
+          <w:sz w:val="22"/>
+          <w:szCs w:val="20"/>
+        </w:rPr>
+        <w:t xml:space="preserve">2.</w:t>
+      </w:r>
+      <w:r>
+        <w:rPr>
+          <w:rFonts w:ascii="Avenir Next" w:hAnsi="Avenir Next" w:cs="Avenir Next" w:eastAsia="Avenir Next"/>
+          <w:color w:val="1A1A1A"/>
           <w:sz w:val="20"/>
           <w:szCs w:val="20"/>
         </w:rPr>
-        <w:t xml:space="preserve">2.</w:t>
-      </w:r>
-      <w:r>
-        <w:rPr>
-          <w:rFonts w:ascii="Avenir Next" w:hAnsi="Avenir Next" w:cs="Avenir Next" w:eastAsia="Avenir Next"/>
-          <w:color w:val="1A1A1A"/>
-          <w:sz w:val="20"/>
-          <w:szCs w:val="20"/>
-        </w:rPr>
         <w:tab/>
       </w:r>
       <w:r>
         <w:rPr>
           <w:rFonts w:ascii="Avenir Next" w:hAnsi="Avenir Next" w:cs="Avenir Next" w:eastAsia="Avenir Next"/>
           <w:color w:val="1A1A1A"/>
-          <w:sz w:val="20"/>
+          <w:sz w:val="22"/>
           <w:szCs w:val="20"/>
         </w:rPr>
         <w:t xml:space="preserve">Draw a box plot of the push-up data from Problem 1.</w:t>
@@ -907,7 +912,7 @@
         <w:drawing>
           <wp:inline distT="0" distB="0" distL="0" distR="0">
             <wp:extent cx="4389120" cy="1124712"/>
-            <wp:docPr id="1" name="Figure 1"/>
+            <wp:docPr id="1" name="Figure 1" descr="Box plot. Axis: Push-ups, 0 to 50; ticks every 5. Blank axis for drawing a box plot."/>
             <a:graphic xmlns:a="http://schemas.openxmlformats.org/drawingml/2006/main">
               <a:graphicData uri="http://schemas.openxmlformats.org/drawingml/2006/picture">
                 <pic:pic xmlns:pic="http://schemas.openxmlformats.org/drawingml/2006/picture">
@@ -995,18 +1000,18 @@
                 <w:rFonts w:ascii="Avenir Next" w:hAnsi="Avenir Next" w:cs="Avenir Next" w:eastAsia="Avenir Next"/>
                 <w:b/>
                 <w:color w:val="1A1A1A"/>
+                <w:sz w:val="22"/>
+                <w:szCs w:val="20"/>
+              </w:rPr>
+              <w:t xml:space="preserve">3.</w:t>
+            </w:r>
+            <w:r>
+              <w:rPr>
+                <w:rFonts w:ascii="Avenir Next" w:hAnsi="Avenir Next" w:cs="Avenir Next" w:eastAsia="Avenir Next"/>
+                <w:color w:val="1A1A1A"/>
                 <w:sz w:val="20"/>
                 <w:szCs w:val="20"/>
               </w:rPr>
-              <w:t xml:space="preserve">3.</w:t>
-            </w:r>
-            <w:r>
-              <w:rPr>
-                <w:rFonts w:ascii="Avenir Next" w:hAnsi="Avenir Next" w:cs="Avenir Next" w:eastAsia="Avenir Next"/>
-                <w:color w:val="1A1A1A"/>
-                <w:sz w:val="20"/>
-                <w:szCs w:val="20"/>
-              </w:rPr>
               <w:tab/>
             </w:r>
             <w:r>
@@ -1014,7 +1019,7 @@
                 <w:rFonts w:ascii="Avenir Next" w:hAnsi="Avenir Next" w:cs="Avenir Next" w:eastAsia="Avenir Next"/>
                 <w:b/>
                 <w:color w:val="1A1A1A"/>
-                <w:sz w:val="20"/>
+                <w:sz w:val="22"/>
                 <w:szCs w:val="20"/>
               </w:rPr>
               <w:t xml:space="preserve">Temperatures.  </w:t>
@@ -1023,7 +1028,7 @@
               <w:rPr>
                 <w:rFonts w:ascii="Avenir Next" w:hAnsi="Avenir Next" w:cs="Avenir Next" w:eastAsia="Avenir Next"/>
                 <w:color w:val="1A1A1A"/>
-                <w:sz w:val="20"/>
+                <w:sz w:val="22"/>
                 <w:szCs w:val="20"/>
               </w:rPr>
               <w:t xml:space="preserve">The box plot shows daily high temperatures (°F) for a month.</w:t>
@@ -1043,10 +1048,28 @@
                 <w:rFonts w:ascii="Avenir Next" w:hAnsi="Avenir Next" w:cs="Avenir Next" w:eastAsia="Avenir Next"/>
                 <w:b/>
                 <w:color w:val="003A70"/>
+                <w:sz w:val="22"/>
+                <w:szCs w:val="20"/>
+              </w:rPr>
+              <w:t xml:space="preserve">a.</w:t>
+            </w:r>
+            <w:r>
+              <w:rPr>
+                <w:rFonts w:ascii="Avenir Next" w:hAnsi="Avenir Next" w:cs="Avenir Next" w:eastAsia="Avenir Next"/>
+                <w:color w:val="1A1A1A"/>
                 <w:sz w:val="20"/>
                 <w:szCs w:val="20"/>
               </w:rPr>
-              <w:t xml:space="preserve">a.</w:t>
+              <w:tab/>
+            </w:r>
+            <w:r>
+              <w:rPr>
+                <w:rFonts w:ascii="Avenir Next" w:hAnsi="Avenir Next" w:cs="Avenir Next" w:eastAsia="Avenir Next"/>
+                <w:color w:val="1A1A1A"/>
+                <w:sz w:val="22"/>
+                <w:szCs w:val="20"/>
+              </w:rPr>
+              <w:t xml:space="preserve">Median:</w:t>
             </w:r>
             <w:r>
               <w:rPr>
@@ -1055,7 +1078,7 @@
                 <w:sz w:val="20"/>
                 <w:szCs w:val="20"/>
               </w:rPr>
-              <w:tab/>
+              <w:t xml:space="preserve">  </w:t>
             </w:r>
             <w:r>
               <w:rPr>
@@ -1063,24 +1086,6 @@
                 <w:color w:val="1A1A1A"/>
                 <w:sz w:val="20"/>
                 <w:szCs w:val="20"/>
-              </w:rPr>
-              <w:t xml:space="preserve">Median:</w:t>
-            </w:r>
-            <w:r>
-              <w:rPr>
-                <w:rFonts w:ascii="Avenir Next" w:hAnsi="Avenir Next" w:cs="Avenir Next" w:eastAsia="Avenir Next"/>
-                <w:color w:val="1A1A1A"/>
-                <w:sz w:val="20"/>
-                <w:szCs w:val="20"/>
-              </w:rPr>
-              <w:t xml:space="preserve">  </w:t>
-            </w:r>
-            <w:r>
-              <w:rPr>
-                <w:rFonts w:ascii="Avenir Next" w:hAnsi="Avenir Next" w:cs="Avenir Next" w:eastAsia="Avenir Next"/>
-                <w:color w:val="1A1A1A"/>
-                <w:sz w:val="20"/>
-                <w:szCs w:val="20"/>
                 <w:u w:val="single"/>
               </w:rPr>
               <w:t xml:space="preserve">                </w:t>
@@ -1089,7 +1094,7 @@
               <w:rPr>
                 <w:rFonts w:ascii="Avenir Next" w:hAnsi="Avenir Next" w:cs="Avenir Next" w:eastAsia="Avenir Next"/>
                 <w:color w:val="1A1A1A"/>
-                <w:sz w:val="20"/>
+                <w:sz w:val="22"/>
                 <w:szCs w:val="20"/>
               </w:rPr>
               <w:t xml:space="preserve"> °F</w:t>
@@ -1109,25 +1114,25 @@
                 <w:rFonts w:ascii="Avenir Next" w:hAnsi="Avenir Next" w:cs="Avenir Next" w:eastAsia="Avenir Next"/>
                 <w:b/>
                 <w:color w:val="003A70"/>
+                <w:sz w:val="22"/>
+                <w:szCs w:val="20"/>
+              </w:rPr>
+              <w:t xml:space="preserve">b.</w:t>
+            </w:r>
+            <w:r>
+              <w:rPr>
+                <w:rFonts w:ascii="Avenir Next" w:hAnsi="Avenir Next" w:cs="Avenir Next" w:eastAsia="Avenir Next"/>
+                <w:color w:val="1A1A1A"/>
                 <w:sz w:val="20"/>
                 <w:szCs w:val="20"/>
               </w:rPr>
-              <w:t xml:space="preserve">b.</w:t>
-            </w:r>
-            <w:r>
-              <w:rPr>
-                <w:rFonts w:ascii="Avenir Next" w:hAnsi="Avenir Next" w:cs="Avenir Next" w:eastAsia="Avenir Next"/>
-                <w:color w:val="1A1A1A"/>
-                <w:sz w:val="20"/>
-                <w:szCs w:val="20"/>
-              </w:rPr>
               <w:tab/>
             </w:r>
             <w:r>
               <w:rPr>
                 <w:rFonts w:ascii="Avenir Next" w:hAnsi="Avenir Next" w:cs="Avenir Next" w:eastAsia="Avenir Next"/>
                 <w:color w:val="1A1A1A"/>
-                <w:sz w:val="20"/>
+                <w:sz w:val="22"/>
                 <w:szCs w:val="20"/>
               </w:rPr>
               <w:t xml:space="preserve">Q1 and Q3:</w:t>
@@ -1166,25 +1171,25 @@
                 <w:rFonts w:ascii="Avenir Next" w:hAnsi="Avenir Next" w:cs="Avenir Next" w:eastAsia="Avenir Next"/>
                 <w:b/>
                 <w:color w:val="003A70"/>
+                <w:sz w:val="22"/>
+                <w:szCs w:val="20"/>
+              </w:rPr>
+              <w:t xml:space="preserve">c.</w:t>
+            </w:r>
+            <w:r>
+              <w:rPr>
+                <w:rFonts w:ascii="Avenir Next" w:hAnsi="Avenir Next" w:cs="Avenir Next" w:eastAsia="Avenir Next"/>
+                <w:color w:val="1A1A1A"/>
                 <w:sz w:val="20"/>
                 <w:szCs w:val="20"/>
               </w:rPr>
-              <w:t xml:space="preserve">c.</w:t>
-            </w:r>
-            <w:r>
-              <w:rPr>
-                <w:rFonts w:ascii="Avenir Next" w:hAnsi="Avenir Next" w:cs="Avenir Next" w:eastAsia="Avenir Next"/>
-                <w:color w:val="1A1A1A"/>
-                <w:sz w:val="20"/>
-                <w:szCs w:val="20"/>
-              </w:rPr>
               <w:tab/>
             </w:r>
             <w:r>
               <w:rPr>
                 <w:rFonts w:ascii="Avenir Next" w:hAnsi="Avenir Next" w:cs="Avenir Next" w:eastAsia="Avenir Next"/>
                 <w:color w:val="1A1A1A"/>
-                <w:sz w:val="20"/>
+                <w:sz w:val="22"/>
                 <w:szCs w:val="20"/>
               </w:rPr>
               <w:t xml:space="preserve">Fraction of days from 58 to 70°F:</w:t>
@@ -1227,7 +1232,7 @@
               <w:drawing>
                 <wp:inline distT="0" distB="0" distL="0" distR="0">
                   <wp:extent cx="2743200" cy="1124712"/>
-                  <wp:docPr id="2" name="Figure 2"/>
+                  <wp:docPr id="2" name="Figure 2" descr="Box plot. Axis: Temperature (°F), 50 to 80; ticks every 2. Minimum, lower quartile, median, upper quartile, maximum: 52, 58, 64, 70, 78."/>
                   <a:graphic xmlns:a="http://schemas.openxmlformats.org/drawingml/2006/main">
                     <a:graphicData uri="http://schemas.openxmlformats.org/drawingml/2006/picture">
                       <pic:pic xmlns:pic="http://schemas.openxmlformats.org/drawingml/2006/picture">
@@ -1279,35 +1284,35 @@
           <w:rFonts w:ascii="Avenir Next" w:hAnsi="Avenir Next" w:cs="Avenir Next" w:eastAsia="Avenir Next"/>
           <w:b/>
           <w:color w:val="1A1A1A"/>
+          <w:sz w:val="22"/>
+          <w:szCs w:val="20"/>
+        </w:rPr>
+        <w:t xml:space="preserve">4.</w:t>
+      </w:r>
+      <w:r>
+        <w:rPr>
+          <w:rFonts w:ascii="Avenir Next" w:hAnsi="Avenir Next" w:cs="Avenir Next" w:eastAsia="Avenir Next"/>
+          <w:color w:val="1A1A1A"/>
           <w:sz w:val="20"/>
           <w:szCs w:val="20"/>
         </w:rPr>
-        <w:t xml:space="preserve">4.</w:t>
-      </w:r>
-      <w:r>
-        <w:rPr>
-          <w:rFonts w:ascii="Avenir Next" w:hAnsi="Avenir Next" w:cs="Avenir Next" w:eastAsia="Avenir Next"/>
-          <w:color w:val="1A1A1A"/>
-          <w:sz w:val="20"/>
+        <w:tab/>
+      </w:r>
+      <w:r>
+        <w:rPr>
+          <w:rFonts w:ascii="Avenir Next" w:hAnsi="Avenir Next" w:cs="Avenir Next" w:eastAsia="Avenir Next"/>
+          <w:b/>
+          <w:color w:val="1A1A1A"/>
+          <w:sz w:val="22"/>
           <w:szCs w:val="20"/>
         </w:rPr>
-        <w:tab/>
-      </w:r>
-      <w:r>
-        <w:rPr>
-          <w:rFonts w:ascii="Avenir Next" w:hAnsi="Avenir Next" w:cs="Avenir Next" w:eastAsia="Avenir Next"/>
-          <w:b/>
-          <w:color w:val="1A1A1A"/>
-          <w:sz w:val="20"/>
-          <w:szCs w:val="20"/>
-        </w:rPr>
         <w:t xml:space="preserve">Homework Minutes.  </w:t>
       </w:r>
       <w:r>
         <w:rPr>
           <w:rFonts w:ascii="Avenir Next" w:hAnsi="Avenir Next" w:cs="Avenir Next" w:eastAsia="Avenir Next"/>
           <w:color w:val="1A1A1A"/>
-          <w:sz w:val="20"/>
+          <w:sz w:val="22"/>
           <w:szCs w:val="20"/>
         </w:rPr>
         <w:t xml:space="preserve">26, 14, 39, 20, 11, 32, 18, 28. Find each value.</w:t>
@@ -1363,25 +1368,25 @@
                 <w:rFonts w:ascii="Avenir Next" w:hAnsi="Avenir Next" w:cs="Avenir Next" w:eastAsia="Avenir Next"/>
                 <w:b/>
                 <w:color w:val="003A70"/>
+                <w:sz w:val="22"/>
+                <w:szCs w:val="20"/>
+              </w:rPr>
+              <w:t xml:space="preserve">a.</w:t>
+            </w:r>
+            <w:r>
+              <w:rPr>
+                <w:rFonts w:ascii="Avenir Next" w:hAnsi="Avenir Next" w:cs="Avenir Next" w:eastAsia="Avenir Next"/>
+                <w:color w:val="1A1A1A"/>
                 <w:sz w:val="20"/>
                 <w:szCs w:val="20"/>
               </w:rPr>
-              <w:t xml:space="preserve">a.</w:t>
-            </w:r>
-            <w:r>
-              <w:rPr>
-                <w:rFonts w:ascii="Avenir Next" w:hAnsi="Avenir Next" w:cs="Avenir Next" w:eastAsia="Avenir Next"/>
-                <w:color w:val="1A1A1A"/>
-                <w:sz w:val="20"/>
-                <w:szCs w:val="20"/>
-              </w:rPr>
               <w:tab/>
             </w:r>
             <w:r>
               <w:rPr>
                 <w:rFonts w:ascii="Avenir Next" w:hAnsi="Avenir Next" w:cs="Avenir Next" w:eastAsia="Avenir Next"/>
                 <w:color w:val="1A1A1A"/>
-                <w:sz w:val="20"/>
+                <w:sz w:val="22"/>
                 <w:szCs w:val="20"/>
               </w:rPr>
               <w:t xml:space="preserve">Q1:</w:t>
@@ -1425,25 +1430,25 @@
                 <w:rFonts w:ascii="Avenir Next" w:hAnsi="Avenir Next" w:cs="Avenir Next" w:eastAsia="Avenir Next"/>
                 <w:b/>
                 <w:color w:val="003A70"/>
+                <w:sz w:val="22"/>
+                <w:szCs w:val="20"/>
+              </w:rPr>
+              <w:t xml:space="preserve">b.</w:t>
+            </w:r>
+            <w:r>
+              <w:rPr>
+                <w:rFonts w:ascii="Avenir Next" w:hAnsi="Avenir Next" w:cs="Avenir Next" w:eastAsia="Avenir Next"/>
+                <w:color w:val="1A1A1A"/>
                 <w:sz w:val="20"/>
                 <w:szCs w:val="20"/>
               </w:rPr>
-              <w:t xml:space="preserve">b.</w:t>
-            </w:r>
-            <w:r>
-              <w:rPr>
-                <w:rFonts w:ascii="Avenir Next" w:hAnsi="Avenir Next" w:cs="Avenir Next" w:eastAsia="Avenir Next"/>
-                <w:color w:val="1A1A1A"/>
-                <w:sz w:val="20"/>
-                <w:szCs w:val="20"/>
-              </w:rPr>
               <w:tab/>
             </w:r>
             <w:r>
               <w:rPr>
                 <w:rFonts w:ascii="Avenir Next" w:hAnsi="Avenir Next" w:cs="Avenir Next" w:eastAsia="Avenir Next"/>
                 <w:color w:val="1A1A1A"/>
-                <w:sz w:val="20"/>
+                <w:sz w:val="22"/>
                 <w:szCs w:val="20"/>
               </w:rPr>
               <w:t xml:space="preserve">Median:</w:t>
@@ -1487,25 +1492,25 @@
                 <w:rFonts w:ascii="Avenir Next" w:hAnsi="Avenir Next" w:cs="Avenir Next" w:eastAsia="Avenir Next"/>
                 <w:b/>
                 <w:color w:val="003A70"/>
+                <w:sz w:val="22"/>
+                <w:szCs w:val="20"/>
+              </w:rPr>
+              <w:t xml:space="preserve">c.</w:t>
+            </w:r>
+            <w:r>
+              <w:rPr>
+                <w:rFonts w:ascii="Avenir Next" w:hAnsi="Avenir Next" w:cs="Avenir Next" w:eastAsia="Avenir Next"/>
+                <w:color w:val="1A1A1A"/>
                 <w:sz w:val="20"/>
                 <w:szCs w:val="20"/>
               </w:rPr>
-              <w:t xml:space="preserve">c.</w:t>
-            </w:r>
-            <w:r>
-              <w:rPr>
-                <w:rFonts w:ascii="Avenir Next" w:hAnsi="Avenir Next" w:cs="Avenir Next" w:eastAsia="Avenir Next"/>
-                <w:color w:val="1A1A1A"/>
-                <w:sz w:val="20"/>
-                <w:szCs w:val="20"/>
-              </w:rPr>
               <w:tab/>
             </w:r>
             <w:r>
               <w:rPr>
                 <w:rFonts w:ascii="Avenir Next" w:hAnsi="Avenir Next" w:cs="Avenir Next" w:eastAsia="Avenir Next"/>
                 <w:color w:val="1A1A1A"/>
-                <w:sz w:val="20"/>
+                <w:sz w:val="22"/>
                 <w:szCs w:val="20"/>
               </w:rPr>
               <w:t xml:space="preserve">Q3:</w:t>
@@ -1552,35 +1557,35 @@
           <w:rFonts w:ascii="Avenir Next" w:hAnsi="Avenir Next" w:cs="Avenir Next" w:eastAsia="Avenir Next"/>
           <w:b/>
           <w:color w:val="1A1A1A"/>
+          <w:sz w:val="22"/>
+          <w:szCs w:val="20"/>
+        </w:rPr>
+        <w:t xml:space="preserve">5.</w:t>
+      </w:r>
+      <w:r>
+        <w:rPr>
+          <w:rFonts w:ascii="Avenir Next" w:hAnsi="Avenir Next" w:cs="Avenir Next" w:eastAsia="Avenir Next"/>
+          <w:color w:val="1A1A1A"/>
           <w:sz w:val="20"/>
           <w:szCs w:val="20"/>
         </w:rPr>
-        <w:t xml:space="preserve">5.</w:t>
-      </w:r>
-      <w:r>
-        <w:rPr>
-          <w:rFonts w:ascii="Avenir Next" w:hAnsi="Avenir Next" w:cs="Avenir Next" w:eastAsia="Avenir Next"/>
-          <w:color w:val="1A1A1A"/>
-          <w:sz w:val="20"/>
+        <w:tab/>
+      </w:r>
+      <w:r>
+        <w:rPr>
+          <w:rFonts w:ascii="Avenir Next" w:hAnsi="Avenir Next" w:cs="Avenir Next" w:eastAsia="Avenir Next"/>
+          <w:b/>
+          <w:color w:val="1A1A1A"/>
+          <w:sz w:val="22"/>
           <w:szCs w:val="20"/>
         </w:rPr>
-        <w:tab/>
-      </w:r>
-      <w:r>
-        <w:rPr>
-          <w:rFonts w:ascii="Avenir Next" w:hAnsi="Avenir Next" w:cs="Avenir Next" w:eastAsia="Avenir Next"/>
-          <w:b/>
-          <w:color w:val="1A1A1A"/>
-          <w:sz w:val="20"/>
-          <w:szCs w:val="20"/>
-        </w:rPr>
         <w:t xml:space="preserve">Find the Error.  </w:t>
       </w:r>
       <w:r>
         <w:rPr>
           <w:rFonts w:ascii="Avenir Next" w:hAnsi="Avenir Next" w:cs="Avenir Next" w:eastAsia="Avenir Next"/>
           <w:color w:val="1A1A1A"/>
-          <w:sz w:val="20"/>
+          <w:sz w:val="22"/>
           <w:szCs w:val="20"/>
         </w:rPr>
         <w:t xml:space="preserve">Grace says Q1 of 2, 5, 7, 8, 12, 14, 20 is 6. She used 2, 5, 7, 8 as the lower half. Explain her error and find Q1.</w:t>
@@ -1701,6 +1706,7 @@
           </w:tcPr>
           <w:p>
             <w:pPr>
+              <w:pStyle w:val="Heading2"/>
               <w:spacing w:before="0" w:after="0" w:line="240" w:lineRule="auto"/>
             </w:pPr>
             <w:r>
@@ -1738,7 +1744,7 @@
               <w:rPr>
                 <w:rFonts w:ascii="Avenir Next" w:hAnsi="Avenir Next" w:cs="Avenir Next" w:eastAsia="Avenir Next"/>
                 <w:color w:val="1A1A1A"/>
-                <w:sz w:val="17"/>
+                <w:sz w:val="22"/>
                 <w:szCs w:val="17"/>
               </w:rPr>
               <w:t xml:space="preserve">  I can do this on my own</w:t>
@@ -1767,7 +1773,7 @@
               <w:rPr>
                 <w:rFonts w:ascii="Avenir Next" w:hAnsi="Avenir Next" w:cs="Avenir Next" w:eastAsia="Avenir Next"/>
                 <w:color w:val="1A1A1A"/>
-                <w:sz w:val="17"/>
+                <w:sz w:val="22"/>
                 <w:szCs w:val="17"/>
               </w:rPr>
               <w:t xml:space="preserve">  I need a little help</w:t>
@@ -1796,7 +1802,7 @@
               <w:rPr>
                 <w:rFonts w:ascii="Avenir Next" w:hAnsi="Avenir Next" w:cs="Avenir Next" w:eastAsia="Avenir Next"/>
                 <w:color w:val="1A1A1A"/>
-                <w:sz w:val="17"/>
+                <w:sz w:val="22"/>
                 <w:szCs w:val="17"/>
               </w:rPr>
               <w:t xml:space="preserve">  I have a question about #</w:t>
@@ -1834,7 +1840,7 @@
         <w:rPr>
           <w:rFonts w:ascii="Avenir Next" w:hAnsi="Avenir Next" w:cs="Avenir Next" w:eastAsia="Avenir Next"/>
           <w:color w:val="5A5F66"/>
-          <w:sz w:val="17"/>
+          <w:sz w:val="22"/>
           <w:szCs w:val="17"/>
         </w:rPr>
         <w:t xml:space="preserve">Explain to someone at home what the box in a box plot shows.</w:t>
@@ -1854,10 +1860,28 @@
         <w:rPr>
           <w:rFonts w:ascii="Avenir Next" w:hAnsi="Avenir Next" w:cs="Avenir Next" w:eastAsia="Avenir Next"/>
           <w:color w:val="1A1A1A"/>
+          <w:sz w:val="22"/>
+          <w:szCs w:val="20"/>
+        </w:rPr>
+        <w:t xml:space="preserve">Name</w:t>
+      </w:r>
+      <w:r>
+        <w:rPr>
+          <w:rFonts w:ascii="Avenir Next" w:hAnsi="Avenir Next" w:cs="Avenir Next" w:eastAsia="Avenir Next"/>
+          <w:color w:val="1A1A1A"/>
           <w:sz w:val="20"/>
           <w:szCs w:val="20"/>
         </w:rPr>
-        <w:t xml:space="preserve">Name</w:t>
+        <w:tab/>
+      </w:r>
+      <w:r>
+        <w:rPr>
+          <w:rFonts w:ascii="Avenir Next" w:hAnsi="Avenir Next" w:cs="Avenir Next" w:eastAsia="Avenir Next"/>
+          <w:color w:val="1A1A1A"/>
+          <w:sz w:val="22"/>
+          <w:szCs w:val="20"/>
+        </w:rPr>
+        <w:t xml:space="preserve">   Date</w:t>
       </w:r>
       <w:r>
         <w:rPr>
@@ -1872,25 +1896,7 @@
         <w:rPr>
           <w:rFonts w:ascii="Avenir Next" w:hAnsi="Avenir Next" w:cs="Avenir Next" w:eastAsia="Avenir Next"/>
           <w:color w:val="1A1A1A"/>
-          <w:sz w:val="20"/>
-          <w:szCs w:val="20"/>
-        </w:rPr>
-        <w:t xml:space="preserve">   Date</w:t>
-      </w:r>
-      <w:r>
-        <w:rPr>
-          <w:rFonts w:ascii="Avenir Next" w:hAnsi="Avenir Next" w:cs="Avenir Next" w:eastAsia="Avenir Next"/>
-          <w:color w:val="1A1A1A"/>
-          <w:sz w:val="20"/>
-          <w:szCs w:val="20"/>
-        </w:rPr>
-        <w:tab/>
-      </w:r>
-      <w:r>
-        <w:rPr>
-          <w:rFonts w:ascii="Avenir Next" w:hAnsi="Avenir Next" w:cs="Avenir Next" w:eastAsia="Avenir Next"/>
-          <w:color w:val="1A1A1A"/>
-          <w:sz w:val="20"/>
+          <w:sz w:val="22"/>
           <w:szCs w:val="20"/>
         </w:rPr>
         <w:t xml:space="preserve">   Period</w:t>
@@ -1917,7 +1923,7 @@
           <w:caps/>
           <w:color w:val="003A70"/>
           <w:spacing w:val="12"/>
-          <w:sz w:val="19"/>
+          <w:sz w:val="22"/>
           <w:szCs w:val="19"/>
         </w:rPr>
         <w:t xml:space="preserve">Lesson 2-4  ·  Homework Packet  ·  Sheet 2 of 2</w:t>
@@ -1925,6 +1931,7 @@
     </w:p>
     <w:p>
       <w:pPr>
+        <w:pStyle w:val="Heading1"/>
         <w:keepNext/>
         <w:spacing w:before="0" w:after="0" w:line="240" w:lineRule="auto"/>
       </w:pPr>
@@ -1950,7 +1957,7 @@
         <w:rPr>
           <w:rFonts w:ascii="Avenir Next" w:hAnsi="Avenir Next" w:cs="Avenir Next" w:eastAsia="Avenir Next"/>
           <w:color w:val="5A5F66"/>
-          <w:sz w:val="17"/>
+          <w:sz w:val="22"/>
           <w:szCs w:val="17"/>
         </w:rPr>
         <w:t xml:space="preserve">Maryland Standard 6.SP.B.4   ·   Learning target — I can compare two groups by reading the medians and box widths of their box plots.</w:t>
@@ -1997,6 +2004,7 @@
           </w:tcPr>
           <w:p>
             <w:pPr>
+              <w:pStyle w:val="Heading2"/>
               <w:spacing w:before="0" w:after="0" w:line="240" w:lineRule="auto"/>
             </w:pPr>
             <w:r>
@@ -2024,44 +2032,44 @@
                 <w:rFonts w:ascii="Avenir Next" w:hAnsi="Avenir Next" w:cs="Avenir Next" w:eastAsia="Avenir Next"/>
                 <w:b/>
                 <w:color w:val="003A70"/>
+                <w:sz w:val="22"/>
+                <w:szCs w:val="18"/>
+              </w:rPr>
+              <w:t xml:space="preserve">•</w:t>
+            </w:r>
+            <w:r>
+              <w:rPr>
+                <w:rFonts w:ascii="Avenir Next" w:hAnsi="Avenir Next" w:cs="Avenir Next" w:eastAsia="Avenir Next"/>
+                <w:color w:val="1A1A1A"/>
                 <w:sz w:val="18"/>
                 <w:szCs w:val="18"/>
               </w:rPr>
-              <w:t xml:space="preserve">•</w:t>
-            </w:r>
-            <w:r>
-              <w:rPr>
-                <w:rFonts w:ascii="Avenir Next" w:hAnsi="Avenir Next" w:cs="Avenir Next" w:eastAsia="Avenir Next"/>
-                <w:color w:val="1A1A1A"/>
-                <w:sz w:val="18"/>
+              <w:tab/>
+            </w:r>
+            <w:r>
+              <w:rPr>
+                <w:rFonts w:ascii="Avenir Next" w:hAnsi="Avenir Next" w:cs="Avenir Next" w:eastAsia="Avenir Next"/>
+                <w:color w:val="1A1A1A"/>
+                <w:sz w:val="22"/>
                 <w:szCs w:val="18"/>
               </w:rPr>
-              <w:tab/>
-            </w:r>
-            <w:r>
-              <w:rPr>
-                <w:rFonts w:ascii="Avenir Next" w:hAnsi="Avenir Next" w:cs="Avenir Next" w:eastAsia="Avenir Next"/>
-                <w:color w:val="1A1A1A"/>
-                <w:sz w:val="18"/>
+              <w:t xml:space="preserve">Compare </w:t>
+            </w:r>
+            <w:r>
+              <w:rPr>
+                <w:rFonts w:ascii="Avenir Next" w:hAnsi="Avenir Next" w:cs="Avenir Next" w:eastAsia="Avenir Next"/>
+                <w:b/>
+                <w:color w:val="1A1A1A"/>
+                <w:sz w:val="22"/>
                 <w:szCs w:val="18"/>
               </w:rPr>
-              <w:t xml:space="preserve">Compare </w:t>
-            </w:r>
-            <w:r>
-              <w:rPr>
-                <w:rFonts w:ascii="Avenir Next" w:hAnsi="Avenir Next" w:cs="Avenir Next" w:eastAsia="Avenir Next"/>
-                <w:b/>
-                <w:color w:val="1A1A1A"/>
-                <w:sz w:val="18"/>
-                <w:szCs w:val="18"/>
-              </w:rPr>
               <w:t xml:space="preserve">centers</w:t>
             </w:r>
             <w:r>
               <w:rPr>
                 <w:rFonts w:ascii="Avenir Next" w:hAnsi="Avenir Next" w:cs="Avenir Next" w:eastAsia="Avenir Next"/>
                 <w:color w:val="1A1A1A"/>
-                <w:sz w:val="18"/>
+                <w:sz w:val="22"/>
                 <w:szCs w:val="18"/>
               </w:rPr>
               <w:t xml:space="preserve">: use the medians.</w:t>
@@ -2080,44 +2088,44 @@
                 <w:rFonts w:ascii="Avenir Next" w:hAnsi="Avenir Next" w:cs="Avenir Next" w:eastAsia="Avenir Next"/>
                 <w:b/>
                 <w:color w:val="003A70"/>
+                <w:sz w:val="22"/>
+                <w:szCs w:val="18"/>
+              </w:rPr>
+              <w:t xml:space="preserve">•</w:t>
+            </w:r>
+            <w:r>
+              <w:rPr>
+                <w:rFonts w:ascii="Avenir Next" w:hAnsi="Avenir Next" w:cs="Avenir Next" w:eastAsia="Avenir Next"/>
+                <w:color w:val="1A1A1A"/>
                 <w:sz w:val="18"/>
                 <w:szCs w:val="18"/>
               </w:rPr>
-              <w:t xml:space="preserve">•</w:t>
-            </w:r>
-            <w:r>
-              <w:rPr>
-                <w:rFonts w:ascii="Avenir Next" w:hAnsi="Avenir Next" w:cs="Avenir Next" w:eastAsia="Avenir Next"/>
-                <w:color w:val="1A1A1A"/>
-                <w:sz w:val="18"/>
+              <w:tab/>
+            </w:r>
+            <w:r>
+              <w:rPr>
+                <w:rFonts w:ascii="Avenir Next" w:hAnsi="Avenir Next" w:cs="Avenir Next" w:eastAsia="Avenir Next"/>
+                <w:color w:val="1A1A1A"/>
+                <w:sz w:val="22"/>
                 <w:szCs w:val="18"/>
               </w:rPr>
-              <w:tab/>
-            </w:r>
-            <w:r>
-              <w:rPr>
-                <w:rFonts w:ascii="Avenir Next" w:hAnsi="Avenir Next" w:cs="Avenir Next" w:eastAsia="Avenir Next"/>
-                <w:color w:val="1A1A1A"/>
-                <w:sz w:val="18"/>
+              <w:t xml:space="preserve">Compare </w:t>
+            </w:r>
+            <w:r>
+              <w:rPr>
+                <w:rFonts w:ascii="Avenir Next" w:hAnsi="Avenir Next" w:cs="Avenir Next" w:eastAsia="Avenir Next"/>
+                <w:b/>
+                <w:color w:val="1A1A1A"/>
+                <w:sz w:val="22"/>
                 <w:szCs w:val="18"/>
               </w:rPr>
-              <w:t xml:space="preserve">Compare </w:t>
-            </w:r>
-            <w:r>
-              <w:rPr>
-                <w:rFonts w:ascii="Avenir Next" w:hAnsi="Avenir Next" w:cs="Avenir Next" w:eastAsia="Avenir Next"/>
-                <w:b/>
-                <w:color w:val="1A1A1A"/>
-                <w:sz w:val="18"/>
-                <w:szCs w:val="18"/>
-              </w:rPr>
               <w:t xml:space="preserve">spread</w:t>
             </w:r>
             <w:r>
               <w:rPr>
                 <w:rFonts w:ascii="Avenir Next" w:hAnsi="Avenir Next" w:cs="Avenir Next" w:eastAsia="Avenir Next"/>
                 <w:color w:val="1A1A1A"/>
-                <w:sz w:val="18"/>
+                <w:sz w:val="22"/>
                 <w:szCs w:val="18"/>
               </w:rPr>
               <w:t xml:space="preserve">: box width and range.</w:t>
@@ -2136,63 +2144,63 @@
                 <w:rFonts w:ascii="Avenir Next" w:hAnsi="Avenir Next" w:cs="Avenir Next" w:eastAsia="Avenir Next"/>
                 <w:b/>
                 <w:color w:val="003A70"/>
+                <w:sz w:val="22"/>
+                <w:szCs w:val="18"/>
+              </w:rPr>
+              <w:t xml:space="preserve">•</w:t>
+            </w:r>
+            <w:r>
+              <w:rPr>
+                <w:rFonts w:ascii="Avenir Next" w:hAnsi="Avenir Next" w:cs="Avenir Next" w:eastAsia="Avenir Next"/>
+                <w:color w:val="1A1A1A"/>
                 <w:sz w:val="18"/>
                 <w:szCs w:val="18"/>
               </w:rPr>
-              <w:t xml:space="preserve">•</w:t>
-            </w:r>
-            <w:r>
-              <w:rPr>
-                <w:rFonts w:ascii="Avenir Next" w:hAnsi="Avenir Next" w:cs="Avenir Next" w:eastAsia="Avenir Next"/>
-                <w:color w:val="1A1A1A"/>
-                <w:sz w:val="18"/>
+              <w:tab/>
+            </w:r>
+            <w:r>
+              <w:rPr>
+                <w:rFonts w:ascii="Avenir Next" w:hAnsi="Avenir Next" w:cs="Avenir Next" w:eastAsia="Avenir Next"/>
+                <w:color w:val="1A1A1A"/>
+                <w:sz w:val="22"/>
                 <w:szCs w:val="18"/>
               </w:rPr>
-              <w:tab/>
-            </w:r>
-            <w:r>
-              <w:rPr>
-                <w:rFonts w:ascii="Avenir Next" w:hAnsi="Avenir Next" w:cs="Avenir Next" w:eastAsia="Avenir Next"/>
-                <w:color w:val="1A1A1A"/>
-                <w:sz w:val="18"/>
+              <w:t xml:space="preserve">A </w:t>
+            </w:r>
+            <w:r>
+              <w:rPr>
+                <w:rFonts w:ascii="Avenir Next" w:hAnsi="Avenir Next" w:cs="Avenir Next" w:eastAsia="Avenir Next"/>
+                <w:b/>
+                <w:color w:val="1A1A1A"/>
+                <w:sz w:val="22"/>
                 <w:szCs w:val="18"/>
               </w:rPr>
-              <w:t xml:space="preserve">A </w:t>
-            </w:r>
-            <w:r>
-              <w:rPr>
-                <w:rFonts w:ascii="Avenir Next" w:hAnsi="Avenir Next" w:cs="Avenir Next" w:eastAsia="Avenir Next"/>
-                <w:b/>
-                <w:color w:val="1A1A1A"/>
-                <w:sz w:val="18"/>
+              <w:t xml:space="preserve">narrower box</w:t>
+            </w:r>
+            <w:r>
+              <w:rPr>
+                <w:rFonts w:ascii="Avenir Next" w:hAnsi="Avenir Next" w:cs="Avenir Next" w:eastAsia="Avenir Next"/>
+                <w:color w:val="1A1A1A"/>
+                <w:sz w:val="22"/>
                 <w:szCs w:val="18"/>
               </w:rPr>
-              <w:t xml:space="preserve">narrower box</w:t>
-            </w:r>
-            <w:r>
-              <w:rPr>
-                <w:rFonts w:ascii="Avenir Next" w:hAnsi="Avenir Next" w:cs="Avenir Next" w:eastAsia="Avenir Next"/>
-                <w:color w:val="1A1A1A"/>
-                <w:sz w:val="18"/>
+              <w:t xml:space="preserve"> (Q3 − Q1) is more </w:t>
+            </w:r>
+            <w:r>
+              <w:rPr>
+                <w:rFonts w:ascii="Avenir Next" w:hAnsi="Avenir Next" w:cs="Avenir Next" w:eastAsia="Avenir Next"/>
+                <w:b/>
+                <w:color w:val="1A1A1A"/>
+                <w:sz w:val="22"/>
                 <w:szCs w:val="18"/>
               </w:rPr>
-              <w:t xml:space="preserve"> (Q3 − Q1) is more </w:t>
-            </w:r>
-            <w:r>
-              <w:rPr>
-                <w:rFonts w:ascii="Avenir Next" w:hAnsi="Avenir Next" w:cs="Avenir Next" w:eastAsia="Avenir Next"/>
-                <w:b/>
-                <w:color w:val="1A1A1A"/>
-                <w:sz w:val="18"/>
-                <w:szCs w:val="18"/>
-              </w:rPr>
               <w:t xml:space="preserve">consistent</w:t>
             </w:r>
             <w:r>
               <w:rPr>
                 <w:rFonts w:ascii="Avenir Next" w:hAnsi="Avenir Next" w:cs="Avenir Next" w:eastAsia="Avenir Next"/>
                 <w:color w:val="1A1A1A"/>
-                <w:sz w:val="18"/>
+                <w:sz w:val="22"/>
                 <w:szCs w:val="18"/>
               </w:rPr>
               <w:t xml:space="preserve">.</w:t>
@@ -2207,6 +2215,7 @@
           </w:tcPr>
           <w:p>
             <w:pPr>
+              <w:pStyle w:val="Heading2"/>
               <w:spacing w:before="0" w:after="0" w:line="240" w:lineRule="auto"/>
             </w:pPr>
             <w:r>
@@ -2229,7 +2238,7 @@
               <w:rPr>
                 <w:rFonts w:ascii="Avenir Next" w:hAnsi="Avenir Next" w:cs="Avenir Next" w:eastAsia="Avenir Next"/>
                 <w:color w:val="1A1A1A"/>
-                <w:sz w:val="17"/>
+                <w:sz w:val="22"/>
                 <w:szCs w:val="17"/>
               </w:rPr>
               <w:t xml:space="preserve">A: median 18, box 14–22. B: median 24, box 20–26.</w:t>
@@ -2248,25 +2257,25 @@
                 <w:rFonts w:ascii="Avenir Next" w:hAnsi="Avenir Next" w:cs="Avenir Next" w:eastAsia="Avenir Next"/>
                 <w:b/>
                 <w:color w:val="003A70"/>
+                <w:sz w:val="22"/>
+                <w:szCs w:val="17"/>
+              </w:rPr>
+              <w:t xml:space="preserve">Step 1</w:t>
+            </w:r>
+            <w:r>
+              <w:rPr>
+                <w:rFonts w:ascii="Avenir Next" w:hAnsi="Avenir Next" w:cs="Avenir Next" w:eastAsia="Avenir Next"/>
+                <w:color w:val="1A1A1A"/>
                 <w:sz w:val="17"/>
                 <w:szCs w:val="17"/>
               </w:rPr>
-              <w:t xml:space="preserve">Step 1</w:t>
-            </w:r>
-            <w:r>
-              <w:rPr>
-                <w:rFonts w:ascii="Avenir Next" w:hAnsi="Avenir Next" w:cs="Avenir Next" w:eastAsia="Avenir Next"/>
-                <w:color w:val="1A1A1A"/>
-                <w:sz w:val="17"/>
-                <w:szCs w:val="17"/>
-              </w:rPr>
               <w:tab/>
             </w:r>
             <w:r>
               <w:rPr>
                 <w:rFonts w:ascii="Avenir Next" w:hAnsi="Avenir Next" w:cs="Avenir Next" w:eastAsia="Avenir Next"/>
                 <w:color w:val="1A1A1A"/>
-                <w:sz w:val="17"/>
+                <w:sz w:val="22"/>
                 <w:szCs w:val="17"/>
               </w:rPr>
               <w:t xml:space="preserve">Center: 24 &gt; 18, so B scored higher.</w:t>
@@ -2285,25 +2294,25 @@
                 <w:rFonts w:ascii="Avenir Next" w:hAnsi="Avenir Next" w:cs="Avenir Next" w:eastAsia="Avenir Next"/>
                 <w:b/>
                 <w:color w:val="003A70"/>
+                <w:sz w:val="22"/>
+                <w:szCs w:val="17"/>
+              </w:rPr>
+              <w:t xml:space="preserve">Step 2</w:t>
+            </w:r>
+            <w:r>
+              <w:rPr>
+                <w:rFonts w:ascii="Avenir Next" w:hAnsi="Avenir Next" w:cs="Avenir Next" w:eastAsia="Avenir Next"/>
+                <w:color w:val="1A1A1A"/>
                 <w:sz w:val="17"/>
                 <w:szCs w:val="17"/>
               </w:rPr>
-              <w:t xml:space="preserve">Step 2</w:t>
-            </w:r>
-            <w:r>
-              <w:rPr>
-                <w:rFonts w:ascii="Avenir Next" w:hAnsi="Avenir Next" w:cs="Avenir Next" w:eastAsia="Avenir Next"/>
-                <w:color w:val="1A1A1A"/>
-                <w:sz w:val="17"/>
-                <w:szCs w:val="17"/>
-              </w:rPr>
               <w:tab/>
             </w:r>
             <w:r>
               <w:rPr>
                 <w:rFonts w:ascii="Avenir Next" w:hAnsi="Avenir Next" w:cs="Avenir Next" w:eastAsia="Avenir Next"/>
                 <w:color w:val="1A1A1A"/>
-                <w:sz w:val="17"/>
+                <w:sz w:val="22"/>
                 <w:szCs w:val="17"/>
               </w:rPr>
               <w:t xml:space="preserve">Box widths: A is 22 − 14 = 8; B is 26 − 20 = 6.</w:t>
@@ -2322,18 +2331,18 @@
                 <w:rFonts w:ascii="Avenir Next" w:hAnsi="Avenir Next" w:cs="Avenir Next" w:eastAsia="Avenir Next"/>
                 <w:b/>
                 <w:color w:val="1A1A1A"/>
+                <w:sz w:val="22"/>
+                <w:szCs w:val="17"/>
+              </w:rPr>
+              <w:t xml:space="preserve">Answer</w:t>
+            </w:r>
+            <w:r>
+              <w:rPr>
+                <w:rFonts w:ascii="Avenir Next" w:hAnsi="Avenir Next" w:cs="Avenir Next" w:eastAsia="Avenir Next"/>
+                <w:color w:val="1A1A1A"/>
                 <w:sz w:val="17"/>
                 <w:szCs w:val="17"/>
               </w:rPr>
-              <w:t xml:space="preserve">Answer</w:t>
-            </w:r>
-            <w:r>
-              <w:rPr>
-                <w:rFonts w:ascii="Avenir Next" w:hAnsi="Avenir Next" w:cs="Avenir Next" w:eastAsia="Avenir Next"/>
-                <w:color w:val="1A1A1A"/>
-                <w:sz w:val="17"/>
-                <w:szCs w:val="17"/>
-              </w:rPr>
               <w:tab/>
             </w:r>
             <w:r>
@@ -2341,7 +2350,7 @@
                 <w:rFonts w:ascii="Avenir Next" w:hAnsi="Avenir Next" w:cs="Avenir Next" w:eastAsia="Avenir Next"/>
                 <w:b/>
                 <w:color w:val="1A1A1A"/>
-                <w:sz w:val="17"/>
+                <w:sz w:val="22"/>
                 <w:szCs w:val="17"/>
               </w:rPr>
               <w:t xml:space="preserve">B is higher and more consistent</w:t>
@@ -2352,6 +2361,7 @@
     </w:tbl>
     <w:p>
       <w:pPr>
+        <w:pStyle w:val="Heading2"/>
         <w:keepNext/>
         <w:pBdr>
           <w:bottom w:val="single" w:sz="8" w:space="3" w:color="003A70"/>
@@ -2367,7 +2377,7 @@
           <w:b/>
           <w:color w:val="003A70"/>
           <w:spacing w:val="14"/>
-          <w:sz w:val="19"/>
+          <w:sz w:val="22"/>
           <w:szCs w:val="19"/>
         </w:rPr>
         <w:t xml:space="preserve">PRACTICE</w:t>
@@ -2386,7 +2396,7 @@
           <w:rFonts w:ascii="Avenir Next" w:hAnsi="Avenir Next" w:cs="Avenir Next" w:eastAsia="Avenir Next"/>
           <w:i/>
           <w:color w:val="5A5F66"/>
-          <w:sz w:val="17"/>
+          <w:sz w:val="22"/>
           <w:szCs w:val="17"/>
         </w:rPr>
         <w:t xml:space="preserve">show your work · label units</w:t>
@@ -2445,18 +2455,18 @@
                 <w:rFonts w:ascii="Avenir Next" w:hAnsi="Avenir Next" w:cs="Avenir Next" w:eastAsia="Avenir Next"/>
                 <w:b/>
                 <w:color w:val="1A1A1A"/>
+                <w:sz w:val="22"/>
+                <w:szCs w:val="20"/>
+              </w:rPr>
+              <w:t xml:space="preserve">1.</w:t>
+            </w:r>
+            <w:r>
+              <w:rPr>
+                <w:rFonts w:ascii="Avenir Next" w:hAnsi="Avenir Next" w:cs="Avenir Next" w:eastAsia="Avenir Next"/>
+                <w:color w:val="1A1A1A"/>
                 <w:sz w:val="20"/>
                 <w:szCs w:val="20"/>
               </w:rPr>
-              <w:t xml:space="preserve">1.</w:t>
-            </w:r>
-            <w:r>
-              <w:rPr>
-                <w:rFonts w:ascii="Avenir Next" w:hAnsi="Avenir Next" w:cs="Avenir Next" w:eastAsia="Avenir Next"/>
-                <w:color w:val="1A1A1A"/>
-                <w:sz w:val="20"/>
-                <w:szCs w:val="20"/>
-              </w:rPr>
               <w:tab/>
             </w:r>
             <w:r>
@@ -2464,7 +2474,7 @@
                 <w:rFonts w:ascii="Avenir Next" w:hAnsi="Avenir Next" w:cs="Avenir Next" w:eastAsia="Avenir Next"/>
                 <w:b/>
                 <w:color w:val="1A1A1A"/>
-                <w:sz w:val="20"/>
+                <w:sz w:val="22"/>
                 <w:szCs w:val="20"/>
               </w:rPr>
               <w:t xml:space="preserve">Reading Time.  </w:t>
@@ -2473,7 +2483,7 @@
               <w:rPr>
                 <w:rFonts w:ascii="Avenir Next" w:hAnsi="Avenir Next" w:cs="Avenir Next" w:eastAsia="Avenir Next"/>
                 <w:color w:val="1A1A1A"/>
-                <w:sz w:val="20"/>
+                <w:sz w:val="22"/>
                 <w:szCs w:val="20"/>
               </w:rPr>
               <w:t xml:space="preserve">Minutes of reading per day for Class A and Class B.</w:t>
@@ -2493,10 +2503,28 @@
                 <w:rFonts w:ascii="Avenir Next" w:hAnsi="Avenir Next" w:cs="Avenir Next" w:eastAsia="Avenir Next"/>
                 <w:b/>
                 <w:color w:val="003A70"/>
+                <w:sz w:val="22"/>
+                <w:szCs w:val="20"/>
+              </w:rPr>
+              <w:t xml:space="preserve">a.</w:t>
+            </w:r>
+            <w:r>
+              <w:rPr>
+                <w:rFonts w:ascii="Avenir Next" w:hAnsi="Avenir Next" w:cs="Avenir Next" w:eastAsia="Avenir Next"/>
+                <w:color w:val="1A1A1A"/>
                 <w:sz w:val="20"/>
                 <w:szCs w:val="20"/>
               </w:rPr>
-              <w:t xml:space="preserve">a.</w:t>
+              <w:tab/>
+            </w:r>
+            <w:r>
+              <w:rPr>
+                <w:rFonts w:ascii="Avenir Next" w:hAnsi="Avenir Next" w:cs="Avenir Next" w:eastAsia="Avenir Next"/>
+                <w:color w:val="1A1A1A"/>
+                <w:sz w:val="22"/>
+                <w:szCs w:val="20"/>
+              </w:rPr>
+              <w:t xml:space="preserve">Greater median: </w:t>
             </w:r>
             <w:r>
               <w:rPr>
@@ -2504,8 +2532,18 @@
                 <w:color w:val="1A1A1A"/>
                 <w:sz w:val="20"/>
                 <w:szCs w:val="20"/>
-              </w:rPr>
-              <w:tab/>
+                <w:u w:val="single"/>
+              </w:rPr>
+              <w:t xml:space="preserve">         </w:t>
+            </w:r>
+            <w:r>
+              <w:rPr>
+                <w:rFonts w:ascii="Avenir Next" w:hAnsi="Avenir Next" w:cs="Avenir Next" w:eastAsia="Avenir Next"/>
+                <w:color w:val="1A1A1A"/>
+                <w:sz w:val="22"/>
+                <w:szCs w:val="20"/>
+              </w:rPr>
+              <w:t xml:space="preserve"> by </w:t>
             </w:r>
             <w:r>
               <w:rPr>
@@ -2513,15 +2551,6 @@
                 <w:color w:val="1A1A1A"/>
                 <w:sz w:val="20"/>
                 <w:szCs w:val="20"/>
-              </w:rPr>
-              <w:t xml:space="preserve">Greater median: </w:t>
-            </w:r>
-            <w:r>
-              <w:rPr>
-                <w:rFonts w:ascii="Avenir Next" w:hAnsi="Avenir Next" w:cs="Avenir Next" w:eastAsia="Avenir Next"/>
-                <w:color w:val="1A1A1A"/>
-                <w:sz w:val="20"/>
-                <w:szCs w:val="20"/>
                 <w:u w:val="single"/>
               </w:rPr>
               <w:t xml:space="preserve">         </w:t>
@@ -2530,26 +2559,7 @@
               <w:rPr>
                 <w:rFonts w:ascii="Avenir Next" w:hAnsi="Avenir Next" w:cs="Avenir Next" w:eastAsia="Avenir Next"/>
                 <w:color w:val="1A1A1A"/>
-                <w:sz w:val="20"/>
-                <w:szCs w:val="20"/>
-              </w:rPr>
-              <w:t xml:space="preserve"> by </w:t>
-            </w:r>
-            <w:r>
-              <w:rPr>
-                <w:rFonts w:ascii="Avenir Next" w:hAnsi="Avenir Next" w:cs="Avenir Next" w:eastAsia="Avenir Next"/>
-                <w:color w:val="1A1A1A"/>
-                <w:sz w:val="20"/>
-                <w:szCs w:val="20"/>
-                <w:u w:val="single"/>
-              </w:rPr>
-              <w:t xml:space="preserve">         </w:t>
-            </w:r>
-            <w:r>
-              <w:rPr>
-                <w:rFonts w:ascii="Avenir Next" w:hAnsi="Avenir Next" w:cs="Avenir Next" w:eastAsia="Avenir Next"/>
-                <w:color w:val="1A1A1A"/>
-                <w:sz w:val="20"/>
+                <w:sz w:val="22"/>
                 <w:szCs w:val="20"/>
               </w:rPr>
               <w:t xml:space="preserve"> min</w:t>
@@ -2569,10 +2579,28 @@
                 <w:rFonts w:ascii="Avenir Next" w:hAnsi="Avenir Next" w:cs="Avenir Next" w:eastAsia="Avenir Next"/>
                 <w:b/>
                 <w:color w:val="003A70"/>
+                <w:sz w:val="22"/>
+                <w:szCs w:val="20"/>
+              </w:rPr>
+              <w:t xml:space="preserve">b.</w:t>
+            </w:r>
+            <w:r>
+              <w:rPr>
+                <w:rFonts w:ascii="Avenir Next" w:hAnsi="Avenir Next" w:cs="Avenir Next" w:eastAsia="Avenir Next"/>
+                <w:color w:val="1A1A1A"/>
                 <w:sz w:val="20"/>
                 <w:szCs w:val="20"/>
               </w:rPr>
-              <w:t xml:space="preserve">b.</w:t>
+              <w:tab/>
+            </w:r>
+            <w:r>
+              <w:rPr>
+                <w:rFonts w:ascii="Avenir Next" w:hAnsi="Avenir Next" w:cs="Avenir Next" w:eastAsia="Avenir Next"/>
+                <w:color w:val="1A1A1A"/>
+                <w:sz w:val="22"/>
+                <w:szCs w:val="20"/>
+              </w:rPr>
+              <w:t xml:space="preserve">Box widths:  A </w:t>
             </w:r>
             <w:r>
               <w:rPr>
@@ -2580,24 +2608,6 @@
                 <w:color w:val="1A1A1A"/>
                 <w:sz w:val="20"/>
                 <w:szCs w:val="20"/>
-              </w:rPr>
-              <w:tab/>
-            </w:r>
-            <w:r>
-              <w:rPr>
-                <w:rFonts w:ascii="Avenir Next" w:hAnsi="Avenir Next" w:cs="Avenir Next" w:eastAsia="Avenir Next"/>
-                <w:color w:val="1A1A1A"/>
-                <w:sz w:val="20"/>
-                <w:szCs w:val="20"/>
-              </w:rPr>
-              <w:t xml:space="preserve">Box widths:  A </w:t>
-            </w:r>
-            <w:r>
-              <w:rPr>
-                <w:rFonts w:ascii="Avenir Next" w:hAnsi="Avenir Next" w:cs="Avenir Next" w:eastAsia="Avenir Next"/>
-                <w:color w:val="1A1A1A"/>
-                <w:sz w:val="20"/>
-                <w:szCs w:val="20"/>
                 <w:u w:val="single"/>
               </w:rPr>
               <w:t xml:space="preserve">         </w:t>
@@ -2606,7 +2616,7 @@
               <w:rPr>
                 <w:rFonts w:ascii="Avenir Next" w:hAnsi="Avenir Next" w:cs="Avenir Next" w:eastAsia="Avenir Next"/>
                 <w:color w:val="1A1A1A"/>
-                <w:sz w:val="20"/>
+                <w:sz w:val="22"/>
                 <w:szCs w:val="20"/>
               </w:rPr>
               <w:t xml:space="preserve">  B </w:t>
@@ -2636,25 +2646,25 @@
                 <w:rFonts w:ascii="Avenir Next" w:hAnsi="Avenir Next" w:cs="Avenir Next" w:eastAsia="Avenir Next"/>
                 <w:b/>
                 <w:color w:val="003A70"/>
+                <w:sz w:val="22"/>
+                <w:szCs w:val="20"/>
+              </w:rPr>
+              <w:t xml:space="preserve">c.</w:t>
+            </w:r>
+            <w:r>
+              <w:rPr>
+                <w:rFonts w:ascii="Avenir Next" w:hAnsi="Avenir Next" w:cs="Avenir Next" w:eastAsia="Avenir Next"/>
+                <w:color w:val="1A1A1A"/>
                 <w:sz w:val="20"/>
                 <w:szCs w:val="20"/>
               </w:rPr>
-              <w:t xml:space="preserve">c.</w:t>
-            </w:r>
-            <w:r>
-              <w:rPr>
-                <w:rFonts w:ascii="Avenir Next" w:hAnsi="Avenir Next" w:cs="Avenir Next" w:eastAsia="Avenir Next"/>
-                <w:color w:val="1A1A1A"/>
-                <w:sz w:val="20"/>
-                <w:szCs w:val="20"/>
-              </w:rPr>
               <w:tab/>
             </w:r>
             <w:r>
               <w:rPr>
                 <w:rFonts w:ascii="Avenir Next" w:hAnsi="Avenir Next" w:cs="Avenir Next" w:eastAsia="Avenir Next"/>
                 <w:color w:val="1A1A1A"/>
-                <w:sz w:val="20"/>
+                <w:sz w:val="22"/>
                 <w:szCs w:val="20"/>
               </w:rPr>
               <w:t xml:space="preserve">More consistent:</w:t>
@@ -2697,7 +2707,7 @@
               <w:drawing>
                 <wp:inline distT="0" distB="0" distL="0" distR="0">
                   <wp:extent cx="2651760" cy="1245523"/>
-                  <wp:docPr id="3" name="Figure 3"/>
+                  <wp:docPr id="3" name="Figure 3" descr="Box plot. Axis: values, 0 to 60; ticks every 5. Plots shown: five: 10, 15, 25, 30, 45; name: A, five: 5, 20, 30, 45, 55; name: B."/>
                   <a:graphic xmlns:a="http://schemas.openxmlformats.org/drawingml/2006/main">
                     <a:graphicData uri="http://schemas.openxmlformats.org/drawingml/2006/picture">
                       <pic:pic xmlns:pic="http://schemas.openxmlformats.org/drawingml/2006/picture">
@@ -2749,25 +2759,25 @@
           <w:rFonts w:ascii="Avenir Next" w:hAnsi="Avenir Next" w:cs="Avenir Next" w:eastAsia="Avenir Next"/>
           <w:b/>
           <w:color w:val="1A1A1A"/>
+          <w:sz w:val="22"/>
+          <w:szCs w:val="20"/>
+        </w:rPr>
+        <w:t xml:space="preserve">2.</w:t>
+      </w:r>
+      <w:r>
+        <w:rPr>
+          <w:rFonts w:ascii="Avenir Next" w:hAnsi="Avenir Next" w:cs="Avenir Next" w:eastAsia="Avenir Next"/>
+          <w:color w:val="1A1A1A"/>
           <w:sz w:val="20"/>
           <w:szCs w:val="20"/>
         </w:rPr>
-        <w:t xml:space="preserve">2.</w:t>
-      </w:r>
-      <w:r>
-        <w:rPr>
-          <w:rFonts w:ascii="Avenir Next" w:hAnsi="Avenir Next" w:cs="Avenir Next" w:eastAsia="Avenir Next"/>
-          <w:color w:val="1A1A1A"/>
-          <w:sz w:val="20"/>
-          <w:szCs w:val="20"/>
-        </w:rPr>
         <w:tab/>
       </w:r>
       <w:r>
         <w:rPr>
           <w:rFonts w:ascii="Avenir Next" w:hAnsi="Avenir Next" w:cs="Avenir Next" w:eastAsia="Avenir Next"/>
           <w:color w:val="1A1A1A"/>
-          <w:sz w:val="20"/>
+          <w:sz w:val="22"/>
           <w:szCs w:val="20"/>
         </w:rPr>
         <w:t xml:space="preserve">Find each measure of spread.</w:t>
@@ -2822,25 +2832,25 @@
                 <w:rFonts w:ascii="Avenir Next" w:hAnsi="Avenir Next" w:cs="Avenir Next" w:eastAsia="Avenir Next"/>
                 <w:b/>
                 <w:color w:val="003A70"/>
+                <w:sz w:val="22"/>
+                <w:szCs w:val="20"/>
+              </w:rPr>
+              <w:t xml:space="preserve">a.</w:t>
+            </w:r>
+            <w:r>
+              <w:rPr>
+                <w:rFonts w:ascii="Avenir Next" w:hAnsi="Avenir Next" w:cs="Avenir Next" w:eastAsia="Avenir Next"/>
+                <w:color w:val="1A1A1A"/>
                 <w:sz w:val="20"/>
                 <w:szCs w:val="20"/>
               </w:rPr>
-              <w:t xml:space="preserve">a.</w:t>
-            </w:r>
-            <w:r>
-              <w:rPr>
-                <w:rFonts w:ascii="Avenir Next" w:hAnsi="Avenir Next" w:cs="Avenir Next" w:eastAsia="Avenir Next"/>
-                <w:color w:val="1A1A1A"/>
-                <w:sz w:val="20"/>
-                <w:szCs w:val="20"/>
-              </w:rPr>
               <w:tab/>
             </w:r>
             <w:r>
               <w:rPr>
                 <w:rFonts w:ascii="Avenir Next" w:hAnsi="Avenir Next" w:cs="Avenir Next" w:eastAsia="Avenir Next"/>
                 <w:color w:val="1A1A1A"/>
-                <w:sz w:val="20"/>
+                <w:sz w:val="22"/>
                 <w:szCs w:val="20"/>
               </w:rPr>
               <w:t xml:space="preserve">Q1 = 12, Q3 = 30. Box width:</w:t>
@@ -2884,25 +2894,25 @@
                 <w:rFonts w:ascii="Avenir Next" w:hAnsi="Avenir Next" w:cs="Avenir Next" w:eastAsia="Avenir Next"/>
                 <w:b/>
                 <w:color w:val="003A70"/>
+                <w:sz w:val="22"/>
+                <w:szCs w:val="20"/>
+              </w:rPr>
+              <w:t xml:space="preserve">b.</w:t>
+            </w:r>
+            <w:r>
+              <w:rPr>
+                <w:rFonts w:ascii="Avenir Next" w:hAnsi="Avenir Next" w:cs="Avenir Next" w:eastAsia="Avenir Next"/>
+                <w:color w:val="1A1A1A"/>
                 <w:sz w:val="20"/>
                 <w:szCs w:val="20"/>
               </w:rPr>
-              <w:t xml:space="preserve">b.</w:t>
-            </w:r>
-            <w:r>
-              <w:rPr>
-                <w:rFonts w:ascii="Avenir Next" w:hAnsi="Avenir Next" w:cs="Avenir Next" w:eastAsia="Avenir Next"/>
-                <w:color w:val="1A1A1A"/>
-                <w:sz w:val="20"/>
-                <w:szCs w:val="20"/>
-              </w:rPr>
               <w:tab/>
             </w:r>
             <w:r>
               <w:rPr>
                 <w:rFonts w:ascii="Avenir Next" w:hAnsi="Avenir Next" w:cs="Avenir Next" w:eastAsia="Avenir Next"/>
                 <w:color w:val="1A1A1A"/>
-                <w:sz w:val="20"/>
+                <w:sz w:val="22"/>
                 <w:szCs w:val="20"/>
               </w:rPr>
               <w:t xml:space="preserve">Min = 5, max = 41. Range:</w:t>
@@ -2949,35 +2959,35 @@
           <w:rFonts w:ascii="Avenir Next" w:hAnsi="Avenir Next" w:cs="Avenir Next" w:eastAsia="Avenir Next"/>
           <w:b/>
           <w:color w:val="1A1A1A"/>
+          <w:sz w:val="22"/>
+          <w:szCs w:val="20"/>
+        </w:rPr>
+        <w:t xml:space="preserve">3.</w:t>
+      </w:r>
+      <w:r>
+        <w:rPr>
+          <w:rFonts w:ascii="Avenir Next" w:hAnsi="Avenir Next" w:cs="Avenir Next" w:eastAsia="Avenir Next"/>
+          <w:color w:val="1A1A1A"/>
           <w:sz w:val="20"/>
           <w:szCs w:val="20"/>
         </w:rPr>
-        <w:t xml:space="preserve">3.</w:t>
-      </w:r>
-      <w:r>
-        <w:rPr>
-          <w:rFonts w:ascii="Avenir Next" w:hAnsi="Avenir Next" w:cs="Avenir Next" w:eastAsia="Avenir Next"/>
-          <w:color w:val="1A1A1A"/>
-          <w:sz w:val="20"/>
+        <w:tab/>
+      </w:r>
+      <w:r>
+        <w:rPr>
+          <w:rFonts w:ascii="Avenir Next" w:hAnsi="Avenir Next" w:cs="Avenir Next" w:eastAsia="Avenir Next"/>
+          <w:b/>
+          <w:color w:val="1A1A1A"/>
+          <w:sz w:val="22"/>
           <w:szCs w:val="20"/>
         </w:rPr>
-        <w:tab/>
-      </w:r>
-      <w:r>
-        <w:rPr>
-          <w:rFonts w:ascii="Avenir Next" w:hAnsi="Avenir Next" w:cs="Avenir Next" w:eastAsia="Avenir Next"/>
-          <w:b/>
-          <w:color w:val="1A1A1A"/>
-          <w:sz w:val="20"/>
-          <w:szCs w:val="20"/>
-        </w:rPr>
         <w:t xml:space="preserve">Bowling.  </w:t>
       </w:r>
       <w:r>
         <w:rPr>
           <w:rFonts w:ascii="Avenir Next" w:hAnsi="Avenir Next" w:cs="Avenir Next" w:eastAsia="Avenir Next"/>
           <w:color w:val="1A1A1A"/>
-          <w:sz w:val="20"/>
+          <w:sz w:val="22"/>
           <w:szCs w:val="20"/>
         </w:rPr>
         <w:t xml:space="preserve">Complete the table for two bowlers’ scores.</w:t>
@@ -3019,6 +3029,7 @@
         <w:trPr>
           <w:cantSplit/>
           <w:trHeight w:val="400" w:hRule="atLeast"/>
+          <w:tblHeader/>
         </w:trPr>
         <w:tc>
           <w:tcPr>
@@ -3047,7 +3058,7 @@
                 <w:rFonts w:ascii="Avenir Next" w:hAnsi="Avenir Next" w:cs="Avenir Next" w:eastAsia="Avenir Next"/>
                 <w:b/>
                 <w:color w:val="1A1A1A"/>
-                <w:sz w:val="19"/>
+                <w:sz w:val="22"/>
                 <w:szCs w:val="19"/>
               </w:rPr>
               <w:t xml:space="preserve">Min</w:t>
@@ -3070,7 +3081,7 @@
                 <w:rFonts w:ascii="Avenir Next" w:hAnsi="Avenir Next" w:cs="Avenir Next" w:eastAsia="Avenir Next"/>
                 <w:b/>
                 <w:color w:val="1A1A1A"/>
-                <w:sz w:val="19"/>
+                <w:sz w:val="22"/>
                 <w:szCs w:val="19"/>
               </w:rPr>
               <w:t xml:space="preserve">Q1</w:t>
@@ -3093,7 +3104,7 @@
                 <w:rFonts w:ascii="Avenir Next" w:hAnsi="Avenir Next" w:cs="Avenir Next" w:eastAsia="Avenir Next"/>
                 <w:b/>
                 <w:color w:val="1A1A1A"/>
-                <w:sz w:val="19"/>
+                <w:sz w:val="22"/>
                 <w:szCs w:val="19"/>
               </w:rPr>
               <w:t xml:space="preserve">Median</w:t>
@@ -3116,7 +3127,7 @@
                 <w:rFonts w:ascii="Avenir Next" w:hAnsi="Avenir Next" w:cs="Avenir Next" w:eastAsia="Avenir Next"/>
                 <w:b/>
                 <w:color w:val="1A1A1A"/>
-                <w:sz w:val="19"/>
+                <w:sz w:val="22"/>
                 <w:szCs w:val="19"/>
               </w:rPr>
               <w:t xml:space="preserve">Q3</w:t>
@@ -3139,7 +3150,7 @@
                 <w:rFonts w:ascii="Avenir Next" w:hAnsi="Avenir Next" w:cs="Avenir Next" w:eastAsia="Avenir Next"/>
                 <w:b/>
                 <w:color w:val="1A1A1A"/>
-                <w:sz w:val="19"/>
+                <w:sz w:val="22"/>
                 <w:szCs w:val="19"/>
               </w:rPr>
               <w:t xml:space="preserve">Max</w:t>
@@ -3162,7 +3173,7 @@
                 <w:rFonts w:ascii="Avenir Next" w:hAnsi="Avenir Next" w:cs="Avenir Next" w:eastAsia="Avenir Next"/>
                 <w:b/>
                 <w:color w:val="1A1A1A"/>
-                <w:sz w:val="19"/>
+                <w:sz w:val="22"/>
                 <w:szCs w:val="19"/>
               </w:rPr>
               <w:t xml:space="preserve">Box width</w:t>
@@ -3185,7 +3196,7 @@
                 <w:rFonts w:ascii="Avenir Next" w:hAnsi="Avenir Next" w:cs="Avenir Next" w:eastAsia="Avenir Next"/>
                 <w:b/>
                 <w:color w:val="1A1A1A"/>
-                <w:sz w:val="19"/>
+                <w:sz w:val="22"/>
                 <w:szCs w:val="19"/>
               </w:rPr>
               <w:t xml:space="preserve">Range</w:t>
@@ -3214,7 +3225,7 @@
                 <w:rFonts w:ascii="Avenir Next" w:hAnsi="Avenir Next" w:cs="Avenir Next" w:eastAsia="Avenir Next"/>
                 <w:b/>
                 <w:color w:val="1A1A1A"/>
-                <w:sz w:val="19"/>
+                <w:sz w:val="22"/>
                 <w:szCs w:val="19"/>
               </w:rPr>
               <w:t xml:space="preserve">Maya</w:t>
@@ -3235,7 +3246,7 @@
               <w:rPr>
                 <w:rFonts w:ascii="Avenir Next" w:hAnsi="Avenir Next" w:cs="Avenir Next" w:eastAsia="Avenir Next"/>
                 <w:color w:val="1A1A1A"/>
-                <w:sz w:val="19"/>
+                <w:sz w:val="22"/>
                 <w:szCs w:val="19"/>
               </w:rPr>
               <w:t xml:space="preserve">80</w:t>
@@ -3256,7 +3267,7 @@
               <w:rPr>
                 <w:rFonts w:ascii="Avenir Next" w:hAnsi="Avenir Next" w:cs="Avenir Next" w:eastAsia="Avenir Next"/>
                 <w:color w:val="1A1A1A"/>
-                <w:sz w:val="19"/>
+                <w:sz w:val="22"/>
                 <w:szCs w:val="19"/>
               </w:rPr>
               <w:t xml:space="preserve">95</w:t>
@@ -3277,7 +3288,7 @@
               <w:rPr>
                 <w:rFonts w:ascii="Avenir Next" w:hAnsi="Avenir Next" w:cs="Avenir Next" w:eastAsia="Avenir Next"/>
                 <w:color w:val="1A1A1A"/>
-                <w:sz w:val="19"/>
+                <w:sz w:val="22"/>
                 <w:szCs w:val="19"/>
               </w:rPr>
               <w:t xml:space="preserve">102</w:t>
@@ -3298,7 +3309,7 @@
               <w:rPr>
                 <w:rFonts w:ascii="Avenir Next" w:hAnsi="Avenir Next" w:cs="Avenir Next" w:eastAsia="Avenir Next"/>
                 <w:color w:val="1A1A1A"/>
-                <w:sz w:val="19"/>
+                <w:sz w:val="22"/>
                 <w:szCs w:val="19"/>
               </w:rPr>
               <w:t xml:space="preserve">110</w:t>
@@ -3319,7 +3330,7 @@
               <w:rPr>
                 <w:rFonts w:ascii="Avenir Next" w:hAnsi="Avenir Next" w:cs="Avenir Next" w:eastAsia="Avenir Next"/>
                 <w:color w:val="1A1A1A"/>
-                <w:sz w:val="19"/>
+                <w:sz w:val="22"/>
                 <w:szCs w:val="19"/>
               </w:rPr>
               <w:t xml:space="preserve">125</w:t>
@@ -3370,7 +3381,7 @@
                 <w:rFonts w:ascii="Avenir Next" w:hAnsi="Avenir Next" w:cs="Avenir Next" w:eastAsia="Avenir Next"/>
                 <w:b/>
                 <w:color w:val="1A1A1A"/>
-                <w:sz w:val="19"/>
+                <w:sz w:val="22"/>
                 <w:szCs w:val="19"/>
               </w:rPr>
               <w:t xml:space="preserve">Leon</w:t>
@@ -3391,7 +3402,7 @@
               <w:rPr>
                 <w:rFonts w:ascii="Avenir Next" w:hAnsi="Avenir Next" w:cs="Avenir Next" w:eastAsia="Avenir Next"/>
                 <w:color w:val="1A1A1A"/>
-                <w:sz w:val="19"/>
+                <w:sz w:val="22"/>
                 <w:szCs w:val="19"/>
               </w:rPr>
               <w:t xml:space="preserve">70</w:t>
@@ -3412,7 +3423,7 @@
               <w:rPr>
                 <w:rFonts w:ascii="Avenir Next" w:hAnsi="Avenir Next" w:cs="Avenir Next" w:eastAsia="Avenir Next"/>
                 <w:color w:val="1A1A1A"/>
-                <w:sz w:val="19"/>
+                <w:sz w:val="22"/>
                 <w:szCs w:val="19"/>
               </w:rPr>
               <w:t xml:space="preserve">90</w:t>
@@ -3433,7 +3444,7 @@
               <w:rPr>
                 <w:rFonts w:ascii="Avenir Next" w:hAnsi="Avenir Next" w:cs="Avenir Next" w:eastAsia="Avenir Next"/>
                 <w:color w:val="1A1A1A"/>
-                <w:sz w:val="19"/>
+                <w:sz w:val="22"/>
                 <w:szCs w:val="19"/>
               </w:rPr>
               <w:t xml:space="preserve">105</w:t>
@@ -3454,7 +3465,7 @@
               <w:rPr>
                 <w:rFonts w:ascii="Avenir Next" w:hAnsi="Avenir Next" w:cs="Avenir Next" w:eastAsia="Avenir Next"/>
                 <w:color w:val="1A1A1A"/>
-                <w:sz w:val="19"/>
+                <w:sz w:val="22"/>
                 <w:szCs w:val="19"/>
               </w:rPr>
               <w:t xml:space="preserve">112</w:t>
@@ -3475,7 +3486,7 @@
               <w:rPr>
                 <w:rFonts w:ascii="Avenir Next" w:hAnsi="Avenir Next" w:cs="Avenir Next" w:eastAsia="Avenir Next"/>
                 <w:color w:val="1A1A1A"/>
-                <w:sz w:val="19"/>
+                <w:sz w:val="22"/>
                 <w:szCs w:val="19"/>
               </w:rPr>
               <w:t xml:space="preserve">140</w:t>
@@ -3519,7 +3530,7 @@
           <w:rFonts w:ascii="Avenir Next" w:hAnsi="Avenir Next" w:cs="Avenir Next" w:eastAsia="Avenir Next"/>
           <w:b/>
           <w:color w:val="1A1A1A"/>
-          <w:sz w:val="18"/>
+          <w:sz w:val="22"/>
           <w:szCs w:val="18"/>
         </w:rPr>
         <w:t xml:space="preserve">Who is more consistent?</w:t>
@@ -3553,35 +3564,35 @@
           <w:rFonts w:ascii="Avenir Next" w:hAnsi="Avenir Next" w:cs="Avenir Next" w:eastAsia="Avenir Next"/>
           <w:b/>
           <w:color w:val="1A1A1A"/>
+          <w:sz w:val="22"/>
+          <w:szCs w:val="20"/>
+        </w:rPr>
+        <w:t xml:space="preserve">4.</w:t>
+      </w:r>
+      <w:r>
+        <w:rPr>
+          <w:rFonts w:ascii="Avenir Next" w:hAnsi="Avenir Next" w:cs="Avenir Next" w:eastAsia="Avenir Next"/>
+          <w:color w:val="1A1A1A"/>
           <w:sz w:val="20"/>
           <w:szCs w:val="20"/>
         </w:rPr>
-        <w:t xml:space="preserve">4.</w:t>
-      </w:r>
-      <w:r>
-        <w:rPr>
-          <w:rFonts w:ascii="Avenir Next" w:hAnsi="Avenir Next" w:cs="Avenir Next" w:eastAsia="Avenir Next"/>
-          <w:color w:val="1A1A1A"/>
-          <w:sz w:val="20"/>
+        <w:tab/>
+      </w:r>
+      <w:r>
+        <w:rPr>
+          <w:rFonts w:ascii="Avenir Next" w:hAnsi="Avenir Next" w:cs="Avenir Next" w:eastAsia="Avenir Next"/>
+          <w:b/>
+          <w:color w:val="1A1A1A"/>
+          <w:sz w:val="22"/>
           <w:szCs w:val="20"/>
         </w:rPr>
-        <w:tab/>
-      </w:r>
-      <w:r>
-        <w:rPr>
-          <w:rFonts w:ascii="Avenir Next" w:hAnsi="Avenir Next" w:cs="Avenir Next" w:eastAsia="Avenir Next"/>
-          <w:b/>
-          <w:color w:val="1A1A1A"/>
-          <w:sz w:val="20"/>
-          <w:szCs w:val="20"/>
-        </w:rPr>
         <w:t xml:space="preserve">Plant Heights.  </w:t>
       </w:r>
       <w:r>
         <w:rPr>
           <w:rFonts w:ascii="Avenir Next" w:hAnsi="Avenir Next" w:cs="Avenir Next" w:eastAsia="Avenir Next"/>
           <w:color w:val="1A1A1A"/>
-          <w:sz w:val="20"/>
+          <w:sz w:val="22"/>
           <w:szCs w:val="20"/>
         </w:rPr>
         <w:t xml:space="preserve">Both medians are 14 cm. Box S: 12–16 cm. Box T: 8–20 cm. Which varies more?</w:t>
@@ -3649,7 +3660,7 @@
               <w:rPr>
                 <w:rFonts w:ascii="Avenir Next" w:hAnsi="Avenir Next" w:cs="Avenir Next" w:eastAsia="Avenir Next"/>
                 <w:color w:val="1A1A1A"/>
-                <w:sz w:val="19"/>
+                <w:sz w:val="22"/>
                 <w:szCs w:val="19"/>
               </w:rPr>
               <w:t xml:space="preserve">Group S</w:t>
@@ -3688,7 +3699,7 @@
               <w:rPr>
                 <w:rFonts w:ascii="Avenir Next" w:hAnsi="Avenir Next" w:cs="Avenir Next" w:eastAsia="Avenir Next"/>
                 <w:color w:val="1A1A1A"/>
-                <w:sz w:val="19"/>
+                <w:sz w:val="22"/>
                 <w:szCs w:val="19"/>
               </w:rPr>
               <w:t xml:space="preserve">Group T</w:t>
@@ -3716,35 +3727,35 @@
           <w:rFonts w:ascii="Avenir Next" w:hAnsi="Avenir Next" w:cs="Avenir Next" w:eastAsia="Avenir Next"/>
           <w:b/>
           <w:color w:val="1A1A1A"/>
+          <w:sz w:val="22"/>
+          <w:szCs w:val="20"/>
+        </w:rPr>
+        <w:t xml:space="preserve">5.</w:t>
+      </w:r>
+      <w:r>
+        <w:rPr>
+          <w:rFonts w:ascii="Avenir Next" w:hAnsi="Avenir Next" w:cs="Avenir Next" w:eastAsia="Avenir Next"/>
+          <w:color w:val="1A1A1A"/>
           <w:sz w:val="20"/>
           <w:szCs w:val="20"/>
         </w:rPr>
-        <w:t xml:space="preserve">5.</w:t>
-      </w:r>
-      <w:r>
-        <w:rPr>
-          <w:rFonts w:ascii="Avenir Next" w:hAnsi="Avenir Next" w:cs="Avenir Next" w:eastAsia="Avenir Next"/>
-          <w:color w:val="1A1A1A"/>
-          <w:sz w:val="20"/>
+        <w:tab/>
+      </w:r>
+      <w:r>
+        <w:rPr>
+          <w:rFonts w:ascii="Avenir Next" w:hAnsi="Avenir Next" w:cs="Avenir Next" w:eastAsia="Avenir Next"/>
+          <w:b/>
+          <w:color w:val="1A1A1A"/>
+          <w:sz w:val="22"/>
           <w:szCs w:val="20"/>
         </w:rPr>
-        <w:tab/>
-      </w:r>
-      <w:r>
-        <w:rPr>
-          <w:rFonts w:ascii="Avenir Next" w:hAnsi="Avenir Next" w:cs="Avenir Next" w:eastAsia="Avenir Next"/>
-          <w:b/>
-          <w:color w:val="1A1A1A"/>
-          <w:sz w:val="20"/>
-          <w:szCs w:val="20"/>
-        </w:rPr>
         <w:t xml:space="preserve">Choose a Bus.  </w:t>
       </w:r>
       <w:r>
         <w:rPr>
           <w:rFonts w:ascii="Avenir Next" w:hAnsi="Avenir Next" w:cs="Avenir Next" w:eastAsia="Avenir Next"/>
           <w:color w:val="1A1A1A"/>
-          <w:sz w:val="20"/>
+          <w:sz w:val="22"/>
           <w:szCs w:val="20"/>
         </w:rPr>
         <w:t xml:space="preserve">Both medians are 20 min. Boxes: A 18–22, B 14–26 min. Which is more reliable?</w:t>
@@ -3803,6 +3814,7 @@
     </w:p>
     <w:p>
       <w:pPr>
+        <w:pStyle w:val="Heading2"/>
         <w:keepNext/>
         <w:pBdr>
           <w:bottom w:val="single" w:sz="8" w:space="3" w:color="003A70"/>
@@ -3818,7 +3830,7 @@
           <w:b/>
           <w:color w:val="003A70"/>
           <w:spacing w:val="14"/>
-          <w:sz w:val="19"/>
+          <w:sz w:val="22"/>
           <w:szCs w:val="19"/>
         </w:rPr>
         <w:t xml:space="preserve">TEST PRACTICE</w:t>
@@ -3837,7 +3849,7 @@
           <w:rFonts w:ascii="Avenir Next" w:hAnsi="Avenir Next" w:cs="Avenir Next" w:eastAsia="Avenir Next"/>
           <w:i/>
           <w:color w:val="5A5F66"/>
-          <w:sz w:val="17"/>
+          <w:sz w:val="22"/>
           <w:szCs w:val="17"/>
         </w:rPr>
         <w:t xml:space="preserve">choose the best answer</w:t>
@@ -3857,25 +3869,25 @@
           <w:rFonts w:ascii="Avenir Next" w:hAnsi="Avenir Next" w:cs="Avenir Next" w:eastAsia="Avenir Next"/>
           <w:b/>
           <w:color w:val="1A1A1A"/>
+          <w:sz w:val="22"/>
+          <w:szCs w:val="20"/>
+        </w:rPr>
+        <w:t xml:space="preserve">6.</w:t>
+      </w:r>
+      <w:r>
+        <w:rPr>
+          <w:rFonts w:ascii="Avenir Next" w:hAnsi="Avenir Next" w:cs="Avenir Next" w:eastAsia="Avenir Next"/>
+          <w:color w:val="1A1A1A"/>
           <w:sz w:val="20"/>
           <w:szCs w:val="20"/>
         </w:rPr>
-        <w:t xml:space="preserve">6.</w:t>
-      </w:r>
-      <w:r>
-        <w:rPr>
-          <w:rFonts w:ascii="Avenir Next" w:hAnsi="Avenir Next" w:cs="Avenir Next" w:eastAsia="Avenir Next"/>
-          <w:color w:val="1A1A1A"/>
-          <w:sz w:val="20"/>
-          <w:szCs w:val="20"/>
-        </w:rPr>
         <w:tab/>
       </w:r>
       <w:r>
         <w:rPr>
           <w:rFonts w:ascii="Avenir Next" w:hAnsi="Avenir Next" w:cs="Avenir Next" w:eastAsia="Avenir Next"/>
           <w:color w:val="1A1A1A"/>
-          <w:sz w:val="20"/>
+          <w:sz w:val="22"/>
           <w:szCs w:val="20"/>
         </w:rPr>
         <w:t xml:space="preserve">X: Q1 = 22, Q3 = 34. Y: Q1 = 25, Q3 = 31. Which middle half is more consistent?</w:t>
@@ -3931,25 +3943,25 @@
                 <w:rFonts w:ascii="Avenir Next" w:hAnsi="Avenir Next" w:cs="Avenir Next" w:eastAsia="Avenir Next"/>
                 <w:b/>
                 <w:color w:val="003A70"/>
+                <w:sz w:val="22"/>
+                <w:szCs w:val="19"/>
+              </w:rPr>
+              <w:t xml:space="preserve">A</w:t>
+            </w:r>
+            <w:r>
+              <w:rPr>
+                <w:rFonts w:ascii="Avenir Next" w:hAnsi="Avenir Next" w:cs="Avenir Next" w:eastAsia="Avenir Next"/>
+                <w:color w:val="1A1A1A"/>
                 <w:sz w:val="19"/>
                 <w:szCs w:val="19"/>
               </w:rPr>
-              <w:t xml:space="preserve">A</w:t>
-            </w:r>
-            <w:r>
-              <w:rPr>
-                <w:rFonts w:ascii="Avenir Next" w:hAnsi="Avenir Next" w:cs="Avenir Next" w:eastAsia="Avenir Next"/>
-                <w:color w:val="1A1A1A"/>
-                <w:sz w:val="19"/>
-                <w:szCs w:val="19"/>
-              </w:rPr>
               <w:tab/>
             </w:r>
             <w:r>
               <w:rPr>
                 <w:rFonts w:ascii="Avenir Next" w:hAnsi="Avenir Next" w:cs="Avenir Next" w:eastAsia="Avenir Next"/>
                 <w:color w:val="1A1A1A"/>
-                <w:sz w:val="19"/>
+                <w:sz w:val="22"/>
                 <w:szCs w:val="19"/>
               </w:rPr>
               <w:t xml:space="preserve">X</w:t>
@@ -3974,25 +3986,25 @@
                 <w:rFonts w:ascii="Avenir Next" w:hAnsi="Avenir Next" w:cs="Avenir Next" w:eastAsia="Avenir Next"/>
                 <w:b/>
                 <w:color w:val="003A70"/>
+                <w:sz w:val="22"/>
+                <w:szCs w:val="19"/>
+              </w:rPr>
+              <w:t xml:space="preserve">B</w:t>
+            </w:r>
+            <w:r>
+              <w:rPr>
+                <w:rFonts w:ascii="Avenir Next" w:hAnsi="Avenir Next" w:cs="Avenir Next" w:eastAsia="Avenir Next"/>
+                <w:color w:val="1A1A1A"/>
                 <w:sz w:val="19"/>
                 <w:szCs w:val="19"/>
               </w:rPr>
-              <w:t xml:space="preserve">B</w:t>
-            </w:r>
-            <w:r>
-              <w:rPr>
-                <w:rFonts w:ascii="Avenir Next" w:hAnsi="Avenir Next" w:cs="Avenir Next" w:eastAsia="Avenir Next"/>
-                <w:color w:val="1A1A1A"/>
-                <w:sz w:val="19"/>
-                <w:szCs w:val="19"/>
-              </w:rPr>
               <w:tab/>
             </w:r>
             <w:r>
               <w:rPr>
                 <w:rFonts w:ascii="Avenir Next" w:hAnsi="Avenir Next" w:cs="Avenir Next" w:eastAsia="Avenir Next"/>
                 <w:color w:val="1A1A1A"/>
-                <w:sz w:val="19"/>
+                <w:sz w:val="22"/>
                 <w:szCs w:val="19"/>
               </w:rPr>
               <w:t xml:space="preserve">Y</w:t>
@@ -4017,25 +4029,25 @@
                 <w:rFonts w:ascii="Avenir Next" w:hAnsi="Avenir Next" w:cs="Avenir Next" w:eastAsia="Avenir Next"/>
                 <w:b/>
                 <w:color w:val="003A70"/>
+                <w:sz w:val="22"/>
+                <w:szCs w:val="19"/>
+              </w:rPr>
+              <w:t xml:space="preserve">C</w:t>
+            </w:r>
+            <w:r>
+              <w:rPr>
+                <w:rFonts w:ascii="Avenir Next" w:hAnsi="Avenir Next" w:cs="Avenir Next" w:eastAsia="Avenir Next"/>
+                <w:color w:val="1A1A1A"/>
                 <w:sz w:val="19"/>
                 <w:szCs w:val="19"/>
               </w:rPr>
-              <w:t xml:space="preserve">C</w:t>
-            </w:r>
-            <w:r>
-              <w:rPr>
-                <w:rFonts w:ascii="Avenir Next" w:hAnsi="Avenir Next" w:cs="Avenir Next" w:eastAsia="Avenir Next"/>
-                <w:color w:val="1A1A1A"/>
-                <w:sz w:val="19"/>
-                <w:szCs w:val="19"/>
-              </w:rPr>
               <w:tab/>
             </w:r>
             <w:r>
               <w:rPr>
                 <w:rFonts w:ascii="Avenir Next" w:hAnsi="Avenir Next" w:cs="Avenir Next" w:eastAsia="Avenir Next"/>
                 <w:color w:val="1A1A1A"/>
-                <w:sz w:val="19"/>
+                <w:sz w:val="22"/>
                 <w:szCs w:val="19"/>
               </w:rPr>
               <w:t xml:space="preserve">They are equal</w:t>
@@ -4060,25 +4072,25 @@
                 <w:rFonts w:ascii="Avenir Next" w:hAnsi="Avenir Next" w:cs="Avenir Next" w:eastAsia="Avenir Next"/>
                 <w:b/>
                 <w:color w:val="003A70"/>
+                <w:sz w:val="22"/>
+                <w:szCs w:val="19"/>
+              </w:rPr>
+              <w:t xml:space="preserve">D</w:t>
+            </w:r>
+            <w:r>
+              <w:rPr>
+                <w:rFonts w:ascii="Avenir Next" w:hAnsi="Avenir Next" w:cs="Avenir Next" w:eastAsia="Avenir Next"/>
+                <w:color w:val="1A1A1A"/>
                 <w:sz w:val="19"/>
                 <w:szCs w:val="19"/>
               </w:rPr>
-              <w:t xml:space="preserve">D</w:t>
-            </w:r>
-            <w:r>
-              <w:rPr>
-                <w:rFonts w:ascii="Avenir Next" w:hAnsi="Avenir Next" w:cs="Avenir Next" w:eastAsia="Avenir Next"/>
-                <w:color w:val="1A1A1A"/>
-                <w:sz w:val="19"/>
-                <w:szCs w:val="19"/>
-              </w:rPr>
               <w:tab/>
             </w:r>
             <w:r>
               <w:rPr>
                 <w:rFonts w:ascii="Avenir Next" w:hAnsi="Avenir Next" w:cs="Avenir Next" w:eastAsia="Avenir Next"/>
                 <w:color w:val="1A1A1A"/>
-                <w:sz w:val="19"/>
+                <w:sz w:val="22"/>
                 <w:szCs w:val="19"/>
               </w:rPr>
               <w:t xml:space="preserve">Cannot tell</w:t>
@@ -4106,25 +4118,25 @@
           <w:rFonts w:ascii="Avenir Next" w:hAnsi="Avenir Next" w:cs="Avenir Next" w:eastAsia="Avenir Next"/>
           <w:b/>
           <w:color w:val="1A1A1A"/>
+          <w:sz w:val="22"/>
+          <w:szCs w:val="20"/>
+        </w:rPr>
+        <w:t xml:space="preserve">7.</w:t>
+      </w:r>
+      <w:r>
+        <w:rPr>
+          <w:rFonts w:ascii="Avenir Next" w:hAnsi="Avenir Next" w:cs="Avenir Next" w:eastAsia="Avenir Next"/>
+          <w:color w:val="1A1A1A"/>
           <w:sz w:val="20"/>
           <w:szCs w:val="20"/>
         </w:rPr>
-        <w:t xml:space="preserve">7.</w:t>
-      </w:r>
-      <w:r>
-        <w:rPr>
-          <w:rFonts w:ascii="Avenir Next" w:hAnsi="Avenir Next" w:cs="Avenir Next" w:eastAsia="Avenir Next"/>
-          <w:color w:val="1A1A1A"/>
-          <w:sz w:val="20"/>
-          <w:szCs w:val="20"/>
-        </w:rPr>
         <w:tab/>
       </w:r>
       <w:r>
         <w:rPr>
           <w:rFonts w:ascii="Avenir Next" w:hAnsi="Avenir Next" w:cs="Avenir Next" w:eastAsia="Avenir Next"/>
           <w:color w:val="1A1A1A"/>
-          <w:sz w:val="20"/>
+          <w:sz w:val="22"/>
           <w:szCs w:val="20"/>
         </w:rPr>
         <w:t xml:space="preserve">A box plot has the summary 8, 12, 15, 21, 30. How wide is the box?</w:t>
@@ -4180,25 +4192,25 @@
                 <w:rFonts w:ascii="Avenir Next" w:hAnsi="Avenir Next" w:cs="Avenir Next" w:eastAsia="Avenir Next"/>
                 <w:b/>
                 <w:color w:val="003A70"/>
+                <w:sz w:val="22"/>
+                <w:szCs w:val="19"/>
+              </w:rPr>
+              <w:t xml:space="preserve">A</w:t>
+            </w:r>
+            <w:r>
+              <w:rPr>
+                <w:rFonts w:ascii="Avenir Next" w:hAnsi="Avenir Next" w:cs="Avenir Next" w:eastAsia="Avenir Next"/>
+                <w:color w:val="1A1A1A"/>
                 <w:sz w:val="19"/>
                 <w:szCs w:val="19"/>
               </w:rPr>
-              <w:t xml:space="preserve">A</w:t>
-            </w:r>
-            <w:r>
-              <w:rPr>
-                <w:rFonts w:ascii="Avenir Next" w:hAnsi="Avenir Next" w:cs="Avenir Next" w:eastAsia="Avenir Next"/>
-                <w:color w:val="1A1A1A"/>
-                <w:sz w:val="19"/>
-                <w:szCs w:val="19"/>
-              </w:rPr>
               <w:tab/>
             </w:r>
             <w:r>
               <w:rPr>
                 <w:rFonts w:ascii="Avenir Next" w:hAnsi="Avenir Next" w:cs="Avenir Next" w:eastAsia="Avenir Next"/>
                 <w:color w:val="1A1A1A"/>
-                <w:sz w:val="19"/>
+                <w:sz w:val="22"/>
                 <w:szCs w:val="19"/>
               </w:rPr>
               <w:t xml:space="preserve">9</w:t>
@@ -4223,25 +4235,25 @@
                 <w:rFonts w:ascii="Avenir Next" w:hAnsi="Avenir Next" w:cs="Avenir Next" w:eastAsia="Avenir Next"/>
                 <w:b/>
                 <w:color w:val="003A70"/>
+                <w:sz w:val="22"/>
+                <w:szCs w:val="19"/>
+              </w:rPr>
+              <w:t xml:space="preserve">B</w:t>
+            </w:r>
+            <w:r>
+              <w:rPr>
+                <w:rFonts w:ascii="Avenir Next" w:hAnsi="Avenir Next" w:cs="Avenir Next" w:eastAsia="Avenir Next"/>
+                <w:color w:val="1A1A1A"/>
                 <w:sz w:val="19"/>
                 <w:szCs w:val="19"/>
               </w:rPr>
-              <w:t xml:space="preserve">B</w:t>
-            </w:r>
-            <w:r>
-              <w:rPr>
-                <w:rFonts w:ascii="Avenir Next" w:hAnsi="Avenir Next" w:cs="Avenir Next" w:eastAsia="Avenir Next"/>
-                <w:color w:val="1A1A1A"/>
-                <w:sz w:val="19"/>
-                <w:szCs w:val="19"/>
-              </w:rPr>
               <w:tab/>
             </w:r>
             <w:r>
               <w:rPr>
                 <w:rFonts w:ascii="Avenir Next" w:hAnsi="Avenir Next" w:cs="Avenir Next" w:eastAsia="Avenir Next"/>
                 <w:color w:val="1A1A1A"/>
-                <w:sz w:val="19"/>
+                <w:sz w:val="22"/>
                 <w:szCs w:val="19"/>
               </w:rPr>
               <w:t xml:space="preserve">22</w:t>
@@ -4266,25 +4278,25 @@
                 <w:rFonts w:ascii="Avenir Next" w:hAnsi="Avenir Next" w:cs="Avenir Next" w:eastAsia="Avenir Next"/>
                 <w:b/>
                 <w:color w:val="003A70"/>
+                <w:sz w:val="22"/>
+                <w:szCs w:val="19"/>
+              </w:rPr>
+              <w:t xml:space="preserve">C</w:t>
+            </w:r>
+            <w:r>
+              <w:rPr>
+                <w:rFonts w:ascii="Avenir Next" w:hAnsi="Avenir Next" w:cs="Avenir Next" w:eastAsia="Avenir Next"/>
+                <w:color w:val="1A1A1A"/>
                 <w:sz w:val="19"/>
                 <w:szCs w:val="19"/>
               </w:rPr>
-              <w:t xml:space="preserve">C</w:t>
-            </w:r>
-            <w:r>
-              <w:rPr>
-                <w:rFonts w:ascii="Avenir Next" w:hAnsi="Avenir Next" w:cs="Avenir Next" w:eastAsia="Avenir Next"/>
-                <w:color w:val="1A1A1A"/>
-                <w:sz w:val="19"/>
-                <w:szCs w:val="19"/>
-              </w:rPr>
               <w:tab/>
             </w:r>
             <w:r>
               <w:rPr>
                 <w:rFonts w:ascii="Avenir Next" w:hAnsi="Avenir Next" w:cs="Avenir Next" w:eastAsia="Avenir Next"/>
                 <w:color w:val="1A1A1A"/>
-                <w:sz w:val="19"/>
+                <w:sz w:val="22"/>
                 <w:szCs w:val="19"/>
               </w:rPr>
               <w:t xml:space="preserve">15</w:t>
@@ -4309,25 +4321,25 @@
                 <w:rFonts w:ascii="Avenir Next" w:hAnsi="Avenir Next" w:cs="Avenir Next" w:eastAsia="Avenir Next"/>
                 <w:b/>
                 <w:color w:val="003A70"/>
+                <w:sz w:val="22"/>
+                <w:szCs w:val="19"/>
+              </w:rPr>
+              <w:t xml:space="preserve">D</w:t>
+            </w:r>
+            <w:r>
+              <w:rPr>
+                <w:rFonts w:ascii="Avenir Next" w:hAnsi="Avenir Next" w:cs="Avenir Next" w:eastAsia="Avenir Next"/>
+                <w:color w:val="1A1A1A"/>
                 <w:sz w:val="19"/>
                 <w:szCs w:val="19"/>
               </w:rPr>
-              <w:t xml:space="preserve">D</w:t>
-            </w:r>
-            <w:r>
-              <w:rPr>
-                <w:rFonts w:ascii="Avenir Next" w:hAnsi="Avenir Next" w:cs="Avenir Next" w:eastAsia="Avenir Next"/>
-                <w:color w:val="1A1A1A"/>
-                <w:sz w:val="19"/>
-                <w:szCs w:val="19"/>
-              </w:rPr>
               <w:tab/>
             </w:r>
             <w:r>
               <w:rPr>
                 <w:rFonts w:ascii="Avenir Next" w:hAnsi="Avenir Next" w:cs="Avenir Next" w:eastAsia="Avenir Next"/>
                 <w:color w:val="1A1A1A"/>
-                <w:sz w:val="19"/>
+                <w:sz w:val="22"/>
                 <w:szCs w:val="19"/>
               </w:rPr>
               <w:t xml:space="preserve">3</w:t>
@@ -4385,6 +4397,7 @@
           </w:tcPr>
           <w:p>
             <w:pPr>
+              <w:pStyle w:val="Heading2"/>
               <w:spacing w:before="0" w:after="0" w:line="240" w:lineRule="auto"/>
             </w:pPr>
             <w:r>
@@ -4422,7 +4435,7 @@
               <w:rPr>
                 <w:rFonts w:ascii="Avenir Next" w:hAnsi="Avenir Next" w:cs="Avenir Next" w:eastAsia="Avenir Next"/>
                 <w:color w:val="1A1A1A"/>
-                <w:sz w:val="17"/>
+                <w:sz w:val="22"/>
                 <w:szCs w:val="17"/>
               </w:rPr>
               <w:t xml:space="preserve">  I can do this on my own</w:t>
@@ -4451,7 +4464,7 @@
               <w:rPr>
                 <w:rFonts w:ascii="Avenir Next" w:hAnsi="Avenir Next" w:cs="Avenir Next" w:eastAsia="Avenir Next"/>
                 <w:color w:val="1A1A1A"/>
-                <w:sz w:val="17"/>
+                <w:sz w:val="22"/>
                 <w:szCs w:val="17"/>
               </w:rPr>
               <w:t xml:space="preserve">  I need a little help</w:t>
@@ -4480,7 +4493,7 @@
               <w:rPr>
                 <w:rFonts w:ascii="Avenir Next" w:hAnsi="Avenir Next" w:cs="Avenir Next" w:eastAsia="Avenir Next"/>
                 <w:color w:val="1A1A1A"/>
-                <w:sz w:val="17"/>
+                <w:sz w:val="22"/>
                 <w:szCs w:val="17"/>
               </w:rPr>
               <w:t xml:space="preserve">  I have a question about #</w:t>
@@ -4587,7 +4600,106 @@
               <w:sz w:val="15"/>
               <w:szCs w:val="15"/>
             </w:rPr>
-            <w:t xml:space="preserve">Lesson 2-4  ·  Homework Packet</w:t>
+            <w:t xml:space="preserve">2-4 · Page </w:t>
+          </w:r>
+          <w:r>
+            <w:rPr>
+              <w:rFonts w:ascii="Avenir Next" w:hAnsi="Avenir Next" w:cs="Avenir Next" w:eastAsia="Avenir Next"/>
+              <w:color w:val="5A5F66"/>
+              <w:sz w:val="15"/>
+              <w:szCs w:val="15"/>
+            </w:rPr>
+            <w:fldChar w:fldCharType="begin"/>
+          </w:r>
+          <w:r>
+            <w:rPr>
+              <w:rFonts w:ascii="Avenir Next" w:hAnsi="Avenir Next" w:cs="Avenir Next" w:eastAsia="Avenir Next"/>
+              <w:color w:val="5A5F66"/>
+              <w:sz w:val="15"/>
+              <w:szCs w:val="15"/>
+            </w:rPr>
+            <w:instrText xml:space="preserve"> PAGE </w:instrText>
+          </w:r>
+          <w:r>
+            <w:rPr>
+              <w:rFonts w:ascii="Avenir Next" w:hAnsi="Avenir Next" w:cs="Avenir Next" w:eastAsia="Avenir Next"/>
+              <w:color w:val="5A5F66"/>
+              <w:sz w:val="15"/>
+              <w:szCs w:val="15"/>
+            </w:rPr>
+            <w:fldChar w:fldCharType="separate"/>
+          </w:r>
+          <w:r>
+            <w:rPr>
+              <w:rFonts w:ascii="Avenir Next" w:hAnsi="Avenir Next" w:cs="Avenir Next" w:eastAsia="Avenir Next"/>
+              <w:color w:val="5A5F66"/>
+              <w:sz w:val="15"/>
+              <w:szCs w:val="15"/>
+            </w:rPr>
+            <w:t xml:space="preserve">1</w:t>
+          </w:r>
+          <w:r>
+            <w:rPr>
+              <w:rFonts w:ascii="Avenir Next" w:hAnsi="Avenir Next" w:cs="Avenir Next" w:eastAsia="Avenir Next"/>
+              <w:color w:val="5A5F66"/>
+              <w:sz w:val="15"/>
+              <w:szCs w:val="15"/>
+            </w:rPr>
+            <w:fldChar w:fldCharType="end"/>
+          </w:r>
+          <w:r>
+            <w:rPr>
+              <w:rFonts w:ascii="Avenir Next" w:hAnsi="Avenir Next" w:cs="Avenir Next" w:eastAsia="Avenir Next"/>
+              <w:color w:val="5A5F66"/>
+              <w:sz w:val="15"/>
+              <w:szCs w:val="15"/>
+            </w:rPr>
+            <w:t xml:space="preserve"> of </w:t>
+          </w:r>
+          <w:r>
+            <w:rPr>
+              <w:rFonts w:ascii="Avenir Next" w:hAnsi="Avenir Next" w:cs="Avenir Next" w:eastAsia="Avenir Next"/>
+              <w:color w:val="5A5F66"/>
+              <w:sz w:val="15"/>
+              <w:szCs w:val="15"/>
+            </w:rPr>
+            <w:fldChar w:fldCharType="begin"/>
+          </w:r>
+          <w:r>
+            <w:rPr>
+              <w:rFonts w:ascii="Avenir Next" w:hAnsi="Avenir Next" w:cs="Avenir Next" w:eastAsia="Avenir Next"/>
+              <w:color w:val="5A5F66"/>
+              <w:sz w:val="15"/>
+              <w:szCs w:val="15"/>
+            </w:rPr>
+            <w:instrText xml:space="preserve"> NUMPAGES </w:instrText>
+          </w:r>
+          <w:r>
+            <w:rPr>
+              <w:rFonts w:ascii="Avenir Next" w:hAnsi="Avenir Next" w:cs="Avenir Next" w:eastAsia="Avenir Next"/>
+              <w:color w:val="5A5F66"/>
+              <w:sz w:val="15"/>
+              <w:szCs w:val="15"/>
+            </w:rPr>
+            <w:fldChar w:fldCharType="separate"/>
+          </w:r>
+          <w:r>
+            <w:rPr>
+              <w:rFonts w:ascii="Avenir Next" w:hAnsi="Avenir Next" w:cs="Avenir Next" w:eastAsia="Avenir Next"/>
+              <w:color w:val="5A5F66"/>
+              <w:sz w:val="15"/>
+              <w:szCs w:val="15"/>
+            </w:rPr>
+            <w:t xml:space="preserve">1</w:t>
+          </w:r>
+          <w:r>
+            <w:rPr>
+              <w:rFonts w:ascii="Avenir Next" w:hAnsi="Avenir Next" w:cs="Avenir Next" w:eastAsia="Avenir Next"/>
+              <w:color w:val="5A5F66"/>
+              <w:sz w:val="15"/>
+              <w:szCs w:val="15"/>
+            </w:rPr>
+            <w:fldChar w:fldCharType="end"/>
           </w:r>
         </w:p>
       </w:tc>
@@ -4630,5 +4742,23 @@
       </w:tblCellMar>
     </w:tblPr>
   </w:style>
+  <w:style w:type="paragraph" w:styleId="Heading1">
+    <w:name w:val="heading 1"/>
+    <w:basedOn w:val="Normal"/>
+    <w:pPr>
+      <w:outlineLvl w:val="0"/>
+      <w:keepNext w:val="0"/>
+      <w:keepLines w:val="0"/>
+    </w:pPr>
+  </w:style>
+  <w:style w:type="paragraph" w:styleId="Heading2">
+    <w:name w:val="heading 2"/>
+    <w:basedOn w:val="Normal"/>
+    <w:pPr>
+      <w:outlineLvl w:val="1"/>
+      <w:keepNext w:val="0"/>
+      <w:keepLines w:val="0"/>
+    </w:pPr>
+  </w:style>
 </w:styles>
 </file>